--- a/docs/evidencias/clase-01/Evidencia_Clase_01_MVP_Equipo_Codigines.docx
+++ b/docs/evidencias/clase-01/Evidencia_Clase_01_MVP_Equipo_Codigines.docx
@@ -239,7 +239,7 @@
           <w:color w:val="787878"/>
           <w:rtl w:val="0"/>
         </w:rPr>
-        <w:t xml:space="preserve">Los Codigines 👺☘️☘️☘️/ N°7</w:t>
+        <w:t xml:space="preserve">Los Codigines / N°7</w:t>
       </w:r>
       <w:r>
         <w:rPr>
@@ -515,7 +515,7 @@
               <w:rPr>
                 <w:rtl w:val="0"/>
               </w:rPr>
-              <w:t xml:space="preserve">Francisco Cumlina</w:t>
+              <w:t xml:space="preserve">Francisco Molina</w:t>
             </w:r>
           </w:p>
         </w:tc>
@@ -1094,16 +1094,9 @@
             </w:pPr>
             <w:r>
               <w:rPr>
-                <w:rFonts w:ascii="Aptos" w:cs="Aptos" w:eastAsia="Aptos" w:hAnsi="Aptos"/>
-                <w:b w:val="0"/>
-                <w:bCs w:val="0"/>
-                <w:color w:val="222222"/>
-                <w:sz w:val="19"/>
-                <w:szCs w:val="19"/>
-                <w:rtl w:val="0"/>
-              </w:rPr>
-              <w:br w:type="textWrapping"/>
-              <w:br w:type="textWrapping"/>
+                <w:rtl w:val="0"/>
+              </w:rPr>
+              <w:t xml:space="preserve">En la presentación entregada por AquaChile se detalla que la consolidación de bitácoras físicas es lenta y vulnerable a la intemperie.</w:t>
             </w:r>
             <w:r>
               <w:rPr>
@@ -1149,7 +1142,7 @@
     <w:tbl>
       <w:tblPr>
         <w:tblStyle w:val="Table5"/>
-        <w:tblW w:w="10200.0" w:type="dxa"/>
+        <w:tblW w:w="10215.0" w:type="dxa"/>
         <w:jc w:val="center"/>
         <w:tblBorders>
           <w:top w:color="000000" w:space="0" w:sz="4" w:val="single"/>
@@ -1163,14 +1156,14 @@
         <w:tblLook w:val="0400"/>
       </w:tblPr>
       <w:tblGrid>
-        <w:gridCol w:w="3400"/>
-        <w:gridCol w:w="3400"/>
-        <w:gridCol w:w="3400"/>
+        <w:gridCol w:w="3390"/>
+        <w:gridCol w:w="3420"/>
+        <w:gridCol w:w="3405"/>
         <w:tblGridChange w:id="0">
           <w:tblGrid>
-            <w:gridCol w:w="3400"/>
-            <w:gridCol w:w="3400"/>
-            <w:gridCol w:w="3400"/>
+            <w:gridCol w:w="3390"/>
+            <w:gridCol w:w="3420"/>
+            <w:gridCol w:w="3405"/>
           </w:tblGrid>
         </w:tblGridChange>
       </w:tblGrid>
@@ -1282,6 +1275,7 @@
       <w:tr>
         <w:trPr>
           <w:cantSplit w:val="0"/>
+          <w:trHeight w:val="911.982421875" w:hRule="atLeast"/>
           <w:tblHeader w:val="0"/>
         </w:trPr>
         <w:tc>
@@ -1295,9 +1289,34 @@
           <w:p>
             <w:pPr>
               <w:spacing w:after="0" w:lineRule="auto"/>
-              <w:rPr/>
-            </w:pPr>
-            <w:r>
+              <w:rPr>
+                <w:color w:val="222222"/>
+                <w:sz w:val="18"/>
+                <w:szCs w:val="18"/>
+              </w:rPr>
+            </w:pPr>
+            <w:r>
+              <w:rPr>
+                <w:color w:val="222222"/>
+                <w:sz w:val="18"/>
+                <w:szCs w:val="18"/>
+                <w:rtl w:val="0"/>
+              </w:rPr>
+              <w:t xml:space="preserve">Administrador</w:t>
+            </w:r>
+          </w:p>
+        </w:tc>
+        <w:tc>
+          <w:tcPr>
+            <w:tcMar>
+              <w:top w:w="100.0" w:type="dxa"/>
+              <w:bottom w:w="100.0" w:type="dxa"/>
+            </w:tcMar>
+            <w:vAlign w:val="center"/>
+          </w:tcPr>
+          <w:p>
+            <w:pPr>
+              <w:spacing w:after="0" w:lineRule="auto"/>
               <w:rPr>
                 <w:rFonts w:ascii="Aptos" w:cs="Aptos" w:eastAsia="Aptos" w:hAnsi="Aptos"/>
                 <w:b w:val="0"/>
@@ -1305,31 +1324,35 @@
                 <w:color w:val="222222"/>
                 <w:sz w:val="18"/>
                 <w:szCs w:val="18"/>
-                <w:rtl w:val="0"/>
-              </w:rPr>
-              <w:br w:type="textWrapping"/>
-            </w:r>
-            <w:r>
-              <w:rPr>
-                <w:rtl w:val="0"/>
-              </w:rPr>
-            </w:r>
-          </w:p>
-        </w:tc>
-        <w:tc>
-          <w:tcPr>
-            <w:tcMar>
-              <w:top w:w="100.0" w:type="dxa"/>
-              <w:bottom w:w="100.0" w:type="dxa"/>
-            </w:tcMar>
-            <w:vAlign w:val="center"/>
-          </w:tcPr>
-          <w:p>
-            <w:pPr>
-              <w:spacing w:after="0" w:lineRule="auto"/>
-              <w:rPr/>
-            </w:pPr>
-            <w:r>
+              </w:rPr>
+            </w:pPr>
+            <w:r>
+              <w:rPr>
+                <w:color w:val="222222"/>
+                <w:sz w:val="18"/>
+                <w:szCs w:val="18"/>
+                <w:rtl w:val="0"/>
+              </w:rPr>
+              <w:t xml:space="preserve">Consultar un dashboard con la información resumida y detallada sobre una faena de buceo</w:t>
+            </w:r>
+            <w:r>
+              <w:rPr>
+                <w:rtl w:val="0"/>
+              </w:rPr>
+            </w:r>
+          </w:p>
+        </w:tc>
+        <w:tc>
+          <w:tcPr>
+            <w:tcMar>
+              <w:top w:w="100.0" w:type="dxa"/>
+              <w:bottom w:w="100.0" w:type="dxa"/>
+            </w:tcMar>
+            <w:vAlign w:val="center"/>
+          </w:tcPr>
+          <w:p>
+            <w:pPr>
+              <w:spacing w:after="0" w:lineRule="auto"/>
               <w:rPr>
                 <w:rFonts w:ascii="Aptos" w:cs="Aptos" w:eastAsia="Aptos" w:hAnsi="Aptos"/>
                 <w:b w:val="0"/>
@@ -1337,41 +1360,16 @@
                 <w:color w:val="222222"/>
                 <w:sz w:val="18"/>
                 <w:szCs w:val="18"/>
-                <w:rtl w:val="0"/>
-              </w:rPr>
-              <w:br w:type="textWrapping"/>
-            </w:r>
-            <w:r>
-              <w:rPr>
-                <w:rtl w:val="0"/>
-              </w:rPr>
-            </w:r>
-          </w:p>
-        </w:tc>
-        <w:tc>
-          <w:tcPr>
-            <w:tcMar>
-              <w:top w:w="100.0" w:type="dxa"/>
-              <w:bottom w:w="100.0" w:type="dxa"/>
-            </w:tcMar>
-            <w:vAlign w:val="center"/>
-          </w:tcPr>
-          <w:p>
-            <w:pPr>
-              <w:spacing w:after="0" w:lineRule="auto"/>
-              <w:rPr/>
-            </w:pPr>
-            <w:r>
-              <w:rPr>
-                <w:rFonts w:ascii="Aptos" w:cs="Aptos" w:eastAsia="Aptos" w:hAnsi="Aptos"/>
-                <w:b w:val="0"/>
-                <w:bCs w:val="0"/>
-                <w:color w:val="222222"/>
-                <w:sz w:val="18"/>
-                <w:szCs w:val="18"/>
-                <w:rtl w:val="0"/>
-              </w:rPr>
-              <w:br w:type="textWrapping"/>
+              </w:rPr>
+            </w:pPr>
+            <w:r>
+              <w:rPr>
+                <w:color w:val="222222"/>
+                <w:sz w:val="18"/>
+                <w:szCs w:val="18"/>
+                <w:rtl w:val="0"/>
+              </w:rPr>
+              <w:t xml:space="preserve">Para visualizar toda la información sobre una faena de buceo, debe acceder de forma independiente a diferentes aplicaciones.</w:t>
             </w:r>
             <w:r>
               <w:rPr>
@@ -1384,6 +1382,7 @@
       <w:tr>
         <w:trPr>
           <w:cantSplit w:val="0"/>
+          <w:trHeight w:val="911.982421875" w:hRule="atLeast"/>
           <w:tblHeader w:val="0"/>
         </w:trPr>
         <w:tc>
@@ -1397,190 +1396,76 @@
           <w:p>
             <w:pPr>
               <w:spacing w:after="0" w:lineRule="auto"/>
-              <w:rPr/>
-            </w:pPr>
-            <w:r>
-              <w:rPr>
-                <w:rFonts w:ascii="Aptos" w:cs="Aptos" w:eastAsia="Aptos" w:hAnsi="Aptos"/>
-                <w:b w:val="0"/>
-                <w:bCs w:val="0"/>
-                <w:color w:val="222222"/>
-                <w:sz w:val="18"/>
-                <w:szCs w:val="18"/>
-                <w:rtl w:val="0"/>
-              </w:rPr>
-              <w:br w:type="textWrapping"/>
-            </w:r>
-            <w:r>
-              <w:rPr>
-                <w:rtl w:val="0"/>
-              </w:rPr>
-            </w:r>
-          </w:p>
-        </w:tc>
-        <w:tc>
-          <w:tcPr>
-            <w:tcMar>
-              <w:top w:w="100.0" w:type="dxa"/>
-              <w:bottom w:w="100.0" w:type="dxa"/>
-            </w:tcMar>
-            <w:vAlign w:val="center"/>
-          </w:tcPr>
-          <w:p>
-            <w:pPr>
-              <w:spacing w:after="0" w:lineRule="auto"/>
-              <w:rPr/>
-            </w:pPr>
-            <w:r>
-              <w:rPr>
-                <w:rFonts w:ascii="Aptos" w:cs="Aptos" w:eastAsia="Aptos" w:hAnsi="Aptos"/>
-                <w:b w:val="0"/>
-                <w:bCs w:val="0"/>
-                <w:color w:val="222222"/>
-                <w:sz w:val="18"/>
-                <w:szCs w:val="18"/>
-                <w:rtl w:val="0"/>
-              </w:rPr>
-              <w:br w:type="textWrapping"/>
-            </w:r>
-            <w:r>
-              <w:rPr>
-                <w:rtl w:val="0"/>
-              </w:rPr>
-            </w:r>
-          </w:p>
-        </w:tc>
-        <w:tc>
-          <w:tcPr>
-            <w:tcMar>
-              <w:top w:w="100.0" w:type="dxa"/>
-              <w:bottom w:w="100.0" w:type="dxa"/>
-            </w:tcMar>
-            <w:vAlign w:val="center"/>
-          </w:tcPr>
-          <w:p>
-            <w:pPr>
-              <w:spacing w:after="0" w:lineRule="auto"/>
-              <w:rPr/>
-            </w:pPr>
-            <w:r>
-              <w:rPr>
-                <w:rFonts w:ascii="Aptos" w:cs="Aptos" w:eastAsia="Aptos" w:hAnsi="Aptos"/>
-                <w:b w:val="0"/>
-                <w:bCs w:val="0"/>
-                <w:color w:val="222222"/>
-                <w:sz w:val="18"/>
-                <w:szCs w:val="18"/>
-                <w:rtl w:val="0"/>
-              </w:rPr>
-              <w:br w:type="textWrapping"/>
-            </w:r>
-            <w:r>
-              <w:rPr>
-                <w:rtl w:val="0"/>
-              </w:rPr>
-            </w:r>
-          </w:p>
-        </w:tc>
-      </w:tr>
-      <w:tr>
-        <w:trPr>
-          <w:cantSplit w:val="0"/>
-          <w:tblHeader w:val="0"/>
-        </w:trPr>
-        <w:tc>
-          <w:tcPr>
-            <w:tcMar>
-              <w:top w:w="100.0" w:type="dxa"/>
-              <w:bottom w:w="100.0" w:type="dxa"/>
-            </w:tcMar>
-            <w:vAlign w:val="center"/>
-          </w:tcPr>
-          <w:p>
-            <w:pPr>
-              <w:spacing w:after="0" w:lineRule="auto"/>
-              <w:rPr/>
-            </w:pPr>
-            <w:r>
-              <w:rPr>
-                <w:rFonts w:ascii="Aptos" w:cs="Aptos" w:eastAsia="Aptos" w:hAnsi="Aptos"/>
-                <w:b w:val="0"/>
-                <w:bCs w:val="0"/>
-                <w:color w:val="222222"/>
-                <w:sz w:val="18"/>
-                <w:szCs w:val="18"/>
-                <w:rtl w:val="0"/>
-              </w:rPr>
-              <w:br w:type="textWrapping"/>
-            </w:r>
-            <w:r>
-              <w:rPr>
-                <w:rtl w:val="0"/>
-              </w:rPr>
-            </w:r>
-          </w:p>
-        </w:tc>
-        <w:tc>
-          <w:tcPr>
-            <w:tcMar>
-              <w:top w:w="100.0" w:type="dxa"/>
-              <w:bottom w:w="100.0" w:type="dxa"/>
-            </w:tcMar>
-            <w:vAlign w:val="center"/>
-          </w:tcPr>
-          <w:p>
-            <w:pPr>
-              <w:spacing w:after="0" w:lineRule="auto"/>
-              <w:rPr/>
-            </w:pPr>
-            <w:r>
-              <w:rPr>
-                <w:rFonts w:ascii="Aptos" w:cs="Aptos" w:eastAsia="Aptos" w:hAnsi="Aptos"/>
-                <w:b w:val="0"/>
-                <w:bCs w:val="0"/>
-                <w:color w:val="222222"/>
-                <w:sz w:val="18"/>
-                <w:szCs w:val="18"/>
-                <w:rtl w:val="0"/>
-              </w:rPr>
-              <w:br w:type="textWrapping"/>
-            </w:r>
-            <w:r>
-              <w:rPr>
-                <w:rtl w:val="0"/>
-              </w:rPr>
-            </w:r>
-          </w:p>
-        </w:tc>
-        <w:tc>
-          <w:tcPr>
-            <w:tcMar>
-              <w:top w:w="100.0" w:type="dxa"/>
-              <w:bottom w:w="100.0" w:type="dxa"/>
-            </w:tcMar>
-            <w:vAlign w:val="center"/>
-          </w:tcPr>
-          <w:p>
-            <w:pPr>
-              <w:spacing w:after="0" w:lineRule="auto"/>
-              <w:rPr/>
-            </w:pPr>
-            <w:r>
-              <w:rPr>
-                <w:rFonts w:ascii="Aptos" w:cs="Aptos" w:eastAsia="Aptos" w:hAnsi="Aptos"/>
-                <w:b w:val="0"/>
-                <w:bCs w:val="0"/>
-                <w:color w:val="222222"/>
-                <w:sz w:val="18"/>
-                <w:szCs w:val="18"/>
-                <w:rtl w:val="0"/>
-              </w:rPr>
-              <w:br w:type="textWrapping"/>
-            </w:r>
-            <w:r>
-              <w:rPr>
-                <w:rtl w:val="0"/>
-              </w:rPr>
+              <w:rPr>
+                <w:color w:val="222222"/>
+                <w:sz w:val="18"/>
+                <w:szCs w:val="18"/>
+              </w:rPr>
+            </w:pPr>
+            <w:r>
+              <w:rPr>
+                <w:color w:val="222222"/>
+                <w:sz w:val="18"/>
+                <w:szCs w:val="18"/>
+                <w:rtl w:val="0"/>
+              </w:rPr>
+              <w:t xml:space="preserve">Supervisor</w:t>
+            </w:r>
+          </w:p>
+        </w:tc>
+        <w:tc>
+          <w:tcPr>
+            <w:tcMar>
+              <w:top w:w="100.0" w:type="dxa"/>
+              <w:bottom w:w="100.0" w:type="dxa"/>
+            </w:tcMar>
+            <w:vAlign w:val="center"/>
+          </w:tcPr>
+          <w:p>
+            <w:pPr>
+              <w:spacing w:after="0" w:lineRule="auto"/>
+              <w:rPr>
+                <w:color w:val="222222"/>
+                <w:sz w:val="18"/>
+                <w:szCs w:val="18"/>
+              </w:rPr>
+            </w:pPr>
+            <w:r>
+              <w:rPr>
+                <w:color w:val="222222"/>
+                <w:sz w:val="18"/>
+                <w:szCs w:val="18"/>
+                <w:rtl w:val="0"/>
+              </w:rPr>
+              <w:t xml:space="preserve">Llenar y revisar en el celular los chequeos de seguridad de la faena, registrar el estado de salud de los buzos y consultar el historial de revisiones anteriores. Marcar en la aplicación si el equipamiento está listo para usarse y tomar fotos por si algo está fallando. </w:t>
+            </w:r>
+          </w:p>
+        </w:tc>
+        <w:tc>
+          <w:tcPr>
+            <w:tcMar>
+              <w:top w:w="100.0" w:type="dxa"/>
+              <w:bottom w:w="100.0" w:type="dxa"/>
+            </w:tcMar>
+            <w:vAlign w:val="center"/>
+          </w:tcPr>
+          <w:p>
+            <w:pPr>
+              <w:spacing w:after="0" w:lineRule="auto"/>
+              <w:rPr>
+                <w:color w:val="222222"/>
+                <w:sz w:val="18"/>
+                <w:szCs w:val="18"/>
+              </w:rPr>
+            </w:pPr>
+            <w:r>
+              <w:rPr>
+                <w:color w:val="222222"/>
+                <w:sz w:val="18"/>
+                <w:szCs w:val="18"/>
+                <w:rtl w:val="0"/>
+              </w:rPr>
+              <w:t xml:space="preserve">Completar los formularios en papel para cada buzo desde el sitio de la faena, es incómodo y representa un peligro para el papel por las condiciones climáticas.</w:t>
             </w:r>
           </w:p>
         </w:tc>
@@ -1590,9 +1475,6 @@
       <w:pPr>
         <w:rPr/>
       </w:pPr>
-      <w:r>
-        <w:br w:type="page"/>
-      </w:r>
       <w:r>
         <w:rPr>
           <w:rtl w:val="0"/>
@@ -1705,7 +1587,8 @@
     </w:tbl>
     <w:p>
       <w:pPr>
-        <w:spacing w:after="40" w:lineRule="auto"/>
+        <w:pStyle w:val="Heading2"/>
+        <w:keepNext w:val="1"/>
         <w:rPr/>
       </w:pPr>
       <w:r>
@@ -1917,6 +1800,7 @@
       <w:tr>
         <w:trPr>
           <w:cantSplit w:val="0"/>
+          <w:trHeight w:val="1297.3974609375" w:hRule="atLeast"/>
           <w:tblHeader w:val="0"/>
         </w:trPr>
         <w:tc>
@@ -1931,7 +1815,10 @@
             <w:pPr>
               <w:spacing w:after="0" w:lineRule="auto"/>
               <w:jc w:val="center"/>
-              <w:rPr/>
+              <w:rPr>
+                <w:sz w:val="18"/>
+                <w:szCs w:val="18"/>
+              </w:rPr>
             </w:pPr>
             <w:r>
               <w:rPr>
@@ -1962,48 +1849,77 @@
           </w:tcPr>
           <w:p>
             <w:pPr>
-              <w:spacing w:after="0" w:lineRule="auto"/>
-              <w:rPr/>
-            </w:pPr>
-            <w:r>
-              <w:rPr>
-                <w:rtl w:val="0"/>
-              </w:rPr>
-            </w:r>
-          </w:p>
-        </w:tc>
-        <w:tc>
-          <w:tcPr>
-            <w:tcMar>
-              <w:top w:w="100.0" w:type="dxa"/>
-              <w:bottom w:w="100.0" w:type="dxa"/>
-            </w:tcMar>
-            <w:vAlign w:val="center"/>
-          </w:tcPr>
-          <w:p>
-            <w:pPr>
-              <w:spacing w:after="0" w:lineRule="auto"/>
-              <w:rPr/>
-            </w:pPr>
-            <w:r>
-              <w:rPr>
-                <w:rtl w:val="0"/>
-              </w:rPr>
-            </w:r>
-          </w:p>
-        </w:tc>
-        <w:tc>
-          <w:tcPr>
-            <w:tcMar>
-              <w:top w:w="100.0" w:type="dxa"/>
-              <w:bottom w:w="100.0" w:type="dxa"/>
-            </w:tcMar>
-            <w:vAlign w:val="center"/>
-          </w:tcPr>
-          <w:p>
-            <w:pPr>
-              <w:spacing w:after="0" w:lineRule="auto"/>
-              <w:rPr/>
+              <w:spacing w:after="240" w:before="240" w:lineRule="auto"/>
+              <w:rPr>
+                <w:sz w:val="18"/>
+                <w:szCs w:val="18"/>
+              </w:rPr>
+            </w:pPr>
+            <w:r>
+              <w:rPr>
+                <w:sz w:val="18"/>
+                <w:szCs w:val="18"/>
+                <w:rtl w:val="0"/>
+              </w:rPr>
+              <w:t xml:space="preserve">Ingresar a la aplicación eligiendo el rol del usuario (Administrador o supervisor).</w:t>
+            </w:r>
+          </w:p>
+          <w:p>
+            <w:pPr>
+              <w:spacing w:after="0" w:lineRule="auto"/>
+              <w:rPr>
+                <w:sz w:val="18"/>
+                <w:szCs w:val="18"/>
+              </w:rPr>
+            </w:pPr>
+            <w:r>
+              <w:rPr>
+                <w:rtl w:val="0"/>
+              </w:rPr>
+            </w:r>
+          </w:p>
+        </w:tc>
+        <w:tc>
+          <w:tcPr>
+            <w:tcMar>
+              <w:top w:w="100.0" w:type="dxa"/>
+              <w:bottom w:w="100.0" w:type="dxa"/>
+            </w:tcMar>
+            <w:vAlign w:val="center"/>
+          </w:tcPr>
+          <w:p>
+            <w:pPr>
+              <w:spacing w:after="0" w:lineRule="auto"/>
+              <w:rPr>
+                <w:sz w:val="18"/>
+                <w:szCs w:val="18"/>
+              </w:rPr>
+            </w:pPr>
+            <w:r>
+              <w:rPr>
+                <w:sz w:val="18"/>
+                <w:szCs w:val="18"/>
+                <w:rtl w:val="0"/>
+              </w:rPr>
+              <w:t xml:space="preserve">Administrador / Supervisor </w:t>
+            </w:r>
+          </w:p>
+        </w:tc>
+        <w:tc>
+          <w:tcPr>
+            <w:tcMar>
+              <w:top w:w="100.0" w:type="dxa"/>
+              <w:bottom w:w="100.0" w:type="dxa"/>
+            </w:tcMar>
+            <w:vAlign w:val="center"/>
+          </w:tcPr>
+          <w:p>
+            <w:pPr>
+              <w:spacing w:after="0" w:lineRule="auto"/>
+              <w:rPr>
+                <w:sz w:val="18"/>
+                <w:szCs w:val="18"/>
+              </w:rPr>
             </w:pPr>
             <w:r>
               <w:rPr>
@@ -2015,7 +1931,7 @@
                 <w:szCs w:val="18"/>
                 <w:rtl w:val="0"/>
               </w:rPr>
-              <w:t xml:space="preserve">Alta / Media / Baja</w:t>
+              <w:t xml:space="preserve">Alta</w:t>
             </w:r>
             <w:r>
               <w:rPr>
@@ -2042,9 +1958,6 @@
             <w:pPr>
               <w:spacing w:after="0" w:lineRule="auto"/>
               <w:jc w:val="center"/>
-              <w:rPr/>
-            </w:pPr>
-            <w:r>
               <w:rPr>
                 <w:rFonts w:ascii="Aptos" w:cs="Aptos" w:eastAsia="Aptos" w:hAnsi="Aptos"/>
                 <w:b w:val="0"/>
@@ -2052,6 +1965,13 @@
                 <w:color w:val="222222"/>
                 <w:sz w:val="18"/>
                 <w:szCs w:val="18"/>
+              </w:rPr>
+            </w:pPr>
+            <w:r>
+              <w:rPr>
+                <w:color w:val="222222"/>
+                <w:sz w:val="18"/>
+                <w:szCs w:val="18"/>
                 <w:rtl w:val="0"/>
               </w:rPr>
               <w:t xml:space="preserve">2</w:t>
@@ -2074,49 +1994,58 @@
           <w:p>
             <w:pPr>
               <w:spacing w:after="0" w:lineRule="auto"/>
-              <w:rPr/>
-            </w:pPr>
-            <w:r>
-              <w:rPr>
-                <w:rtl w:val="0"/>
-              </w:rPr>
-            </w:r>
-          </w:p>
-        </w:tc>
-        <w:tc>
-          <w:tcPr>
-            <w:tcMar>
-              <w:top w:w="100.0" w:type="dxa"/>
-              <w:bottom w:w="100.0" w:type="dxa"/>
-            </w:tcMar>
-            <w:vAlign w:val="center"/>
-          </w:tcPr>
-          <w:p>
-            <w:pPr>
-              <w:spacing w:after="0" w:lineRule="auto"/>
-              <w:rPr/>
-            </w:pPr>
-            <w:r>
-              <w:rPr>
-                <w:rtl w:val="0"/>
-              </w:rPr>
-            </w:r>
-          </w:p>
-        </w:tc>
-        <w:tc>
-          <w:tcPr>
-            <w:tcMar>
-              <w:top w:w="100.0" w:type="dxa"/>
-              <w:bottom w:w="100.0" w:type="dxa"/>
-            </w:tcMar>
-            <w:vAlign w:val="center"/>
-          </w:tcPr>
-          <w:p>
-            <w:pPr>
-              <w:spacing w:after="0" w:lineRule="auto"/>
-              <w:rPr/>
-            </w:pPr>
-            <w:r>
+              <w:rPr>
+                <w:sz w:val="18"/>
+                <w:szCs w:val="18"/>
+              </w:rPr>
+            </w:pPr>
+            <w:r>
+              <w:rPr>
+                <w:sz w:val="18"/>
+                <w:szCs w:val="18"/>
+                <w:rtl w:val="0"/>
+              </w:rPr>
+              <w:t xml:space="preserve">Registrar a nuevos usuarios</w:t>
+            </w:r>
+          </w:p>
+        </w:tc>
+        <w:tc>
+          <w:tcPr>
+            <w:tcMar>
+              <w:top w:w="100.0" w:type="dxa"/>
+              <w:bottom w:w="100.0" w:type="dxa"/>
+            </w:tcMar>
+            <w:vAlign w:val="center"/>
+          </w:tcPr>
+          <w:p>
+            <w:pPr>
+              <w:spacing w:after="0" w:lineRule="auto"/>
+              <w:rPr>
+                <w:sz w:val="18"/>
+                <w:szCs w:val="18"/>
+              </w:rPr>
+            </w:pPr>
+            <w:r>
+              <w:rPr>
+                <w:sz w:val="18"/>
+                <w:szCs w:val="18"/>
+                <w:rtl w:val="0"/>
+              </w:rPr>
+              <w:t xml:space="preserve">Administrador</w:t>
+            </w:r>
+          </w:p>
+        </w:tc>
+        <w:tc>
+          <w:tcPr>
+            <w:tcMar>
+              <w:top w:w="100.0" w:type="dxa"/>
+              <w:bottom w:w="100.0" w:type="dxa"/>
+            </w:tcMar>
+            <w:vAlign w:val="center"/>
+          </w:tcPr>
+          <w:p>
+            <w:pPr>
+              <w:spacing w:after="0" w:lineRule="auto"/>
               <w:rPr>
                 <w:rFonts w:ascii="Aptos" w:cs="Aptos" w:eastAsia="Aptos" w:hAnsi="Aptos"/>
                 <w:b w:val="0"/>
@@ -2124,9 +2053,16 @@
                 <w:color w:val="222222"/>
                 <w:sz w:val="18"/>
                 <w:szCs w:val="18"/>
-                <w:rtl w:val="0"/>
-              </w:rPr>
-              <w:t xml:space="preserve">Alta / Media / Baja</w:t>
+              </w:rPr>
+            </w:pPr>
+            <w:r>
+              <w:rPr>
+                <w:color w:val="222222"/>
+                <w:sz w:val="18"/>
+                <w:szCs w:val="18"/>
+                <w:rtl w:val="0"/>
+              </w:rPr>
+              <w:t xml:space="preserve">Alta</w:t>
             </w:r>
             <w:r>
               <w:rPr>
@@ -2153,7 +2089,94 @@
             <w:pPr>
               <w:spacing w:after="0" w:lineRule="auto"/>
               <w:jc w:val="center"/>
-              <w:rPr/>
+              <w:rPr>
+                <w:sz w:val="18"/>
+                <w:szCs w:val="18"/>
+              </w:rPr>
+            </w:pPr>
+            <w:r>
+              <w:rPr>
+                <w:color w:val="222222"/>
+                <w:sz w:val="18"/>
+                <w:szCs w:val="18"/>
+                <w:rtl w:val="0"/>
+              </w:rPr>
+              <w:t xml:space="preserve">3</w:t>
+            </w:r>
+            <w:r>
+              <w:rPr>
+                <w:rtl w:val="0"/>
+              </w:rPr>
+            </w:r>
+          </w:p>
+        </w:tc>
+        <w:tc>
+          <w:tcPr>
+            <w:tcMar>
+              <w:top w:w="100.0" w:type="dxa"/>
+              <w:bottom w:w="100.0" w:type="dxa"/>
+            </w:tcMar>
+            <w:vAlign w:val="center"/>
+          </w:tcPr>
+          <w:p>
+            <w:pPr>
+              <w:spacing w:after="0" w:lineRule="auto"/>
+              <w:rPr>
+                <w:sz w:val="18"/>
+                <w:szCs w:val="18"/>
+              </w:rPr>
+            </w:pPr>
+            <w:r>
+              <w:rPr>
+                <w:sz w:val="18"/>
+                <w:szCs w:val="18"/>
+                <w:rtl w:val="0"/>
+              </w:rPr>
+              <w:t xml:space="preserve">Crear una nueva revisión eligiendo el centro de trabajo, fecha, hora, buzos asignados y supervisor. </w:t>
+            </w:r>
+          </w:p>
+        </w:tc>
+        <w:tc>
+          <w:tcPr>
+            <w:tcMar>
+              <w:top w:w="100.0" w:type="dxa"/>
+              <w:bottom w:w="100.0" w:type="dxa"/>
+            </w:tcMar>
+            <w:vAlign w:val="center"/>
+          </w:tcPr>
+          <w:p>
+            <w:pPr>
+              <w:spacing w:after="0" w:lineRule="auto"/>
+              <w:rPr>
+                <w:sz w:val="18"/>
+                <w:szCs w:val="18"/>
+              </w:rPr>
+            </w:pPr>
+            <w:r>
+              <w:rPr>
+                <w:sz w:val="18"/>
+                <w:szCs w:val="18"/>
+                <w:rtl w:val="0"/>
+              </w:rPr>
+              <w:t xml:space="preserve">Supervisor </w:t>
+            </w:r>
+          </w:p>
+        </w:tc>
+        <w:tc>
+          <w:tcPr>
+            <w:tcMar>
+              <w:top w:w="100.0" w:type="dxa"/>
+              <w:bottom w:w="100.0" w:type="dxa"/>
+            </w:tcMar>
+            <w:vAlign w:val="center"/>
+          </w:tcPr>
+          <w:p>
+            <w:pPr>
+              <w:spacing w:after="0" w:lineRule="auto"/>
+              <w:rPr>
+                <w:sz w:val="18"/>
+                <w:szCs w:val="18"/>
+              </w:rPr>
             </w:pPr>
             <w:r>
               <w:rPr>
@@ -2165,79 +2188,7 @@
                 <w:szCs w:val="18"/>
                 <w:rtl w:val="0"/>
               </w:rPr>
-              <w:t xml:space="preserve">3</w:t>
-            </w:r>
-            <w:r>
-              <w:rPr>
-                <w:rtl w:val="0"/>
-              </w:rPr>
-            </w:r>
-          </w:p>
-        </w:tc>
-        <w:tc>
-          <w:tcPr>
-            <w:tcMar>
-              <w:top w:w="100.0" w:type="dxa"/>
-              <w:bottom w:w="100.0" w:type="dxa"/>
-            </w:tcMar>
-            <w:vAlign w:val="center"/>
-          </w:tcPr>
-          <w:p>
-            <w:pPr>
-              <w:spacing w:after="0" w:lineRule="auto"/>
-              <w:rPr/>
-            </w:pPr>
-            <w:r>
-              <w:rPr>
-                <w:rtl w:val="0"/>
-              </w:rPr>
-            </w:r>
-          </w:p>
-        </w:tc>
-        <w:tc>
-          <w:tcPr>
-            <w:tcMar>
-              <w:top w:w="100.0" w:type="dxa"/>
-              <w:bottom w:w="100.0" w:type="dxa"/>
-            </w:tcMar>
-            <w:vAlign w:val="center"/>
-          </w:tcPr>
-          <w:p>
-            <w:pPr>
-              <w:spacing w:after="0" w:lineRule="auto"/>
-              <w:rPr/>
-            </w:pPr>
-            <w:r>
-              <w:rPr>
-                <w:rtl w:val="0"/>
-              </w:rPr>
-            </w:r>
-          </w:p>
-        </w:tc>
-        <w:tc>
-          <w:tcPr>
-            <w:tcMar>
-              <w:top w:w="100.0" w:type="dxa"/>
-              <w:bottom w:w="100.0" w:type="dxa"/>
-            </w:tcMar>
-            <w:vAlign w:val="center"/>
-          </w:tcPr>
-          <w:p>
-            <w:pPr>
-              <w:spacing w:after="0" w:lineRule="auto"/>
-              <w:rPr/>
-            </w:pPr>
-            <w:r>
-              <w:rPr>
-                <w:rFonts w:ascii="Aptos" w:cs="Aptos" w:eastAsia="Aptos" w:hAnsi="Aptos"/>
-                <w:b w:val="0"/>
-                <w:bCs w:val="0"/>
-                <w:color w:val="222222"/>
-                <w:sz w:val="18"/>
-                <w:szCs w:val="18"/>
-                <w:rtl w:val="0"/>
-              </w:rPr>
-              <w:t xml:space="preserve">Alta / Media / Baja</w:t>
+              <w:t xml:space="preserve">Alta</w:t>
             </w:r>
             <w:r>
               <w:rPr>
@@ -2264,7 +2215,124 @@
             <w:pPr>
               <w:spacing w:after="0" w:lineRule="auto"/>
               <w:jc w:val="center"/>
-              <w:rPr/>
+              <w:rPr>
+                <w:sz w:val="18"/>
+                <w:szCs w:val="18"/>
+              </w:rPr>
+            </w:pPr>
+            <w:r>
+              <w:rPr>
+                <w:color w:val="222222"/>
+                <w:sz w:val="18"/>
+                <w:szCs w:val="18"/>
+                <w:rtl w:val="0"/>
+              </w:rPr>
+              <w:t xml:space="preserve">4</w:t>
+            </w:r>
+            <w:r>
+              <w:rPr>
+                <w:rtl w:val="0"/>
+              </w:rPr>
+            </w:r>
+          </w:p>
+        </w:tc>
+        <w:tc>
+          <w:tcPr>
+            <w:tcMar>
+              <w:top w:w="100.0" w:type="dxa"/>
+              <w:bottom w:w="100.0" w:type="dxa"/>
+            </w:tcMar>
+            <w:vAlign w:val="center"/>
+          </w:tcPr>
+          <w:p>
+            <w:pPr>
+              <w:spacing w:after="0" w:lineRule="auto"/>
+              <w:rPr>
+                <w:sz w:val="18"/>
+                <w:szCs w:val="18"/>
+              </w:rPr>
+            </w:pPr>
+            <w:r>
+              <w:rPr>
+                <w:sz w:val="18"/>
+                <w:szCs w:val="18"/>
+                <w:rtl w:val="0"/>
+              </w:rPr>
+              <w:t xml:space="preserve">Completar Formulario DPR-24.</w:t>
+            </w:r>
+          </w:p>
+          <w:p>
+            <w:pPr>
+              <w:spacing w:after="0" w:lineRule="auto"/>
+              <w:rPr>
+                <w:sz w:val="18"/>
+                <w:szCs w:val="18"/>
+              </w:rPr>
+            </w:pPr>
+            <w:r>
+              <w:rPr>
+                <w:sz w:val="18"/>
+                <w:szCs w:val="18"/>
+                <w:rtl w:val="0"/>
+              </w:rPr>
+              <w:t xml:space="preserve">Marcar si el equipamiento “</w:t>
+            </w:r>
+            <w:r>
+              <w:rPr>
+                <w:sz w:val="18"/>
+                <w:szCs w:val="18"/>
+                <w:rtl w:val="0"/>
+              </w:rPr>
+              <w:t xml:space="preserve">Cumple” o "No cumple”.</w:t>
+            </w:r>
+            <w:r>
+              <w:rPr>
+                <w:rtl w:val="0"/>
+              </w:rPr>
+            </w:r>
+          </w:p>
+        </w:tc>
+        <w:tc>
+          <w:tcPr>
+            <w:tcMar>
+              <w:top w:w="100.0" w:type="dxa"/>
+              <w:bottom w:w="100.0" w:type="dxa"/>
+            </w:tcMar>
+            <w:vAlign w:val="center"/>
+          </w:tcPr>
+          <w:p>
+            <w:pPr>
+              <w:spacing w:after="0" w:lineRule="auto"/>
+              <w:rPr>
+                <w:sz w:val="18"/>
+                <w:szCs w:val="18"/>
+              </w:rPr>
+            </w:pPr>
+            <w:r>
+              <w:rPr>
+                <w:sz w:val="18"/>
+                <w:szCs w:val="18"/>
+                <w:rtl w:val="0"/>
+              </w:rPr>
+              <w:t xml:space="preserve">Supervisor </w:t>
+            </w:r>
+          </w:p>
+        </w:tc>
+        <w:tc>
+          <w:tcPr>
+            <w:tcMar>
+              <w:top w:w="100.0" w:type="dxa"/>
+              <w:bottom w:w="100.0" w:type="dxa"/>
+            </w:tcMar>
+            <w:vAlign w:val="center"/>
+          </w:tcPr>
+          <w:p>
+            <w:pPr>
+              <w:spacing w:after="0" w:lineRule="auto"/>
+              <w:rPr>
+                <w:sz w:val="18"/>
+                <w:szCs w:val="18"/>
+              </w:rPr>
             </w:pPr>
             <w:r>
               <w:rPr>
@@ -2276,67 +2344,135 @@
                 <w:szCs w:val="18"/>
                 <w:rtl w:val="0"/>
               </w:rPr>
-              <w:t xml:space="preserve">4</w:t>
-            </w:r>
-            <w:r>
-              <w:rPr>
-                <w:rtl w:val="0"/>
-              </w:rPr>
-            </w:r>
-          </w:p>
-        </w:tc>
-        <w:tc>
-          <w:tcPr>
-            <w:tcMar>
-              <w:top w:w="100.0" w:type="dxa"/>
-              <w:bottom w:w="100.0" w:type="dxa"/>
-            </w:tcMar>
-            <w:vAlign w:val="center"/>
-          </w:tcPr>
-          <w:p>
-            <w:pPr>
-              <w:spacing w:after="0" w:lineRule="auto"/>
-              <w:rPr/>
-            </w:pPr>
-            <w:r>
-              <w:rPr>
-                <w:rtl w:val="0"/>
-              </w:rPr>
-            </w:r>
-          </w:p>
-        </w:tc>
-        <w:tc>
-          <w:tcPr>
-            <w:tcMar>
-              <w:top w:w="100.0" w:type="dxa"/>
-              <w:bottom w:w="100.0" w:type="dxa"/>
-            </w:tcMar>
-            <w:vAlign w:val="center"/>
-          </w:tcPr>
-          <w:p>
-            <w:pPr>
-              <w:spacing w:after="0" w:lineRule="auto"/>
-              <w:rPr/>
-            </w:pPr>
-            <w:r>
-              <w:rPr>
-                <w:rtl w:val="0"/>
-              </w:rPr>
-            </w:r>
-          </w:p>
-        </w:tc>
-        <w:tc>
-          <w:tcPr>
-            <w:tcMar>
-              <w:top w:w="100.0" w:type="dxa"/>
-              <w:bottom w:w="100.0" w:type="dxa"/>
-            </w:tcMar>
-            <w:vAlign w:val="center"/>
-          </w:tcPr>
-          <w:p>
-            <w:pPr>
-              <w:spacing w:after="0" w:lineRule="auto"/>
-              <w:rPr/>
+              <w:t xml:space="preserve">Alta</w:t>
+            </w:r>
+            <w:r>
+              <w:rPr>
+                <w:rtl w:val="0"/>
+              </w:rPr>
+            </w:r>
+          </w:p>
+        </w:tc>
+      </w:tr>
+      <w:tr>
+        <w:trPr>
+          <w:cantSplit w:val="0"/>
+          <w:trHeight w:val="1193.876953125" w:hRule="atLeast"/>
+          <w:tblHeader w:val="0"/>
+        </w:trPr>
+        <w:tc>
+          <w:tcPr>
+            <w:tcMar>
+              <w:top w:w="100.0" w:type="dxa"/>
+              <w:bottom w:w="100.0" w:type="dxa"/>
+            </w:tcMar>
+            <w:vAlign w:val="center"/>
+          </w:tcPr>
+          <w:p>
+            <w:pPr>
+              <w:spacing w:after="0" w:lineRule="auto"/>
+              <w:jc w:val="center"/>
+              <w:rPr>
+                <w:sz w:val="18"/>
+                <w:szCs w:val="18"/>
+              </w:rPr>
+            </w:pPr>
+            <w:r>
+              <w:rPr>
+                <w:color w:val="222222"/>
+                <w:sz w:val="18"/>
+                <w:szCs w:val="18"/>
+                <w:rtl w:val="0"/>
+              </w:rPr>
+              <w:t xml:space="preserve">5</w:t>
+            </w:r>
+            <w:r>
+              <w:rPr>
+                <w:rtl w:val="0"/>
+              </w:rPr>
+            </w:r>
+          </w:p>
+        </w:tc>
+        <w:tc>
+          <w:tcPr>
+            <w:tcMar>
+              <w:top w:w="100.0" w:type="dxa"/>
+              <w:bottom w:w="100.0" w:type="dxa"/>
+            </w:tcMar>
+            <w:vAlign w:val="center"/>
+          </w:tcPr>
+          <w:p>
+            <w:pPr>
+              <w:rPr>
+                <w:sz w:val="18"/>
+                <w:szCs w:val="18"/>
+              </w:rPr>
+            </w:pPr>
+            <w:r>
+              <w:rPr>
+                <w:sz w:val="18"/>
+                <w:szCs w:val="18"/>
+                <w:rtl w:val="0"/>
+              </w:rPr>
+              <w:t xml:space="preserve">Adjuntar fotos para dejar evidencia del estado de los equipos que usarán los buzos. </w:t>
+            </w:r>
+          </w:p>
+          <w:p>
+            <w:pPr>
+              <w:spacing w:after="0" w:lineRule="auto"/>
+              <w:rPr>
+                <w:sz w:val="18"/>
+                <w:szCs w:val="18"/>
+              </w:rPr>
+            </w:pPr>
+            <w:r>
+              <w:rPr>
+                <w:rtl w:val="0"/>
+              </w:rPr>
+            </w:r>
+          </w:p>
+        </w:tc>
+        <w:tc>
+          <w:tcPr>
+            <w:tcMar>
+              <w:top w:w="100.0" w:type="dxa"/>
+              <w:bottom w:w="100.0" w:type="dxa"/>
+            </w:tcMar>
+            <w:vAlign w:val="center"/>
+          </w:tcPr>
+          <w:p>
+            <w:pPr>
+              <w:spacing w:after="0" w:lineRule="auto"/>
+              <w:rPr>
+                <w:sz w:val="18"/>
+                <w:szCs w:val="18"/>
+              </w:rPr>
+            </w:pPr>
+            <w:r>
+              <w:rPr>
+                <w:sz w:val="18"/>
+                <w:szCs w:val="18"/>
+                <w:rtl w:val="0"/>
+              </w:rPr>
+              <w:t xml:space="preserve">Supervisor </w:t>
+            </w:r>
+          </w:p>
+        </w:tc>
+        <w:tc>
+          <w:tcPr>
+            <w:tcMar>
+              <w:top w:w="100.0" w:type="dxa"/>
+              <w:bottom w:w="100.0" w:type="dxa"/>
+            </w:tcMar>
+            <w:vAlign w:val="center"/>
+          </w:tcPr>
+          <w:p>
+            <w:pPr>
+              <w:spacing w:after="0" w:lineRule="auto"/>
+              <w:rPr>
+                <w:sz w:val="18"/>
+                <w:szCs w:val="18"/>
+              </w:rPr>
             </w:pPr>
             <w:r>
               <w:rPr>
@@ -2348,7 +2484,146 @@
                 <w:szCs w:val="18"/>
                 <w:rtl w:val="0"/>
               </w:rPr>
-              <w:t xml:space="preserve">Alta / Media / Baja</w:t>
+              <w:t xml:space="preserve">Media </w:t>
+            </w:r>
+            <w:r>
+              <w:rPr>
+                <w:rtl w:val="0"/>
+              </w:rPr>
+            </w:r>
+          </w:p>
+        </w:tc>
+      </w:tr>
+      <w:tr>
+        <w:trPr>
+          <w:cantSplit w:val="0"/>
+          <w:trHeight w:val="1193.876953125" w:hRule="atLeast"/>
+          <w:tblHeader w:val="0"/>
+        </w:trPr>
+        <w:tc>
+          <w:tcPr>
+            <w:tcMar>
+              <w:top w:w="100.0" w:type="dxa"/>
+              <w:bottom w:w="100.0" w:type="dxa"/>
+            </w:tcMar>
+            <w:vAlign w:val="center"/>
+          </w:tcPr>
+          <w:p>
+            <w:pPr>
+              <w:spacing w:after="0" w:lineRule="auto"/>
+              <w:jc w:val="center"/>
+              <w:rPr>
+                <w:color w:val="222222"/>
+                <w:sz w:val="18"/>
+                <w:szCs w:val="18"/>
+              </w:rPr>
+            </w:pPr>
+            <w:r>
+              <w:rPr>
+                <w:color w:val="222222"/>
+                <w:sz w:val="18"/>
+                <w:szCs w:val="18"/>
+                <w:rtl w:val="0"/>
+              </w:rPr>
+              <w:t xml:space="preserve">6</w:t>
+            </w:r>
+          </w:p>
+        </w:tc>
+        <w:tc>
+          <w:tcPr>
+            <w:tcMar>
+              <w:top w:w="100.0" w:type="dxa"/>
+              <w:bottom w:w="100.0" w:type="dxa"/>
+            </w:tcMar>
+            <w:vAlign w:val="center"/>
+          </w:tcPr>
+          <w:p>
+            <w:pPr>
+              <w:rPr>
+                <w:sz w:val="18"/>
+                <w:szCs w:val="18"/>
+              </w:rPr>
+            </w:pPr>
+            <w:r>
+              <w:rPr>
+                <w:sz w:val="18"/>
+                <w:szCs w:val="18"/>
+                <w:rtl w:val="0"/>
+              </w:rPr>
+              <w:t xml:space="preserve">Registrar lista de tareas</w:t>
+            </w:r>
+          </w:p>
+          <w:p>
+            <w:pPr>
+              <w:rPr>
+                <w:sz w:val="18"/>
+                <w:szCs w:val="18"/>
+              </w:rPr>
+            </w:pPr>
+            <w:r>
+              <w:rPr>
+                <w:sz w:val="18"/>
+                <w:szCs w:val="18"/>
+                <w:rtl w:val="0"/>
+              </w:rPr>
+              <w:t xml:space="preserve">(AST) </w:t>
+            </w:r>
+          </w:p>
+        </w:tc>
+        <w:tc>
+          <w:tcPr>
+            <w:tcMar>
+              <w:top w:w="100.0" w:type="dxa"/>
+              <w:bottom w:w="100.0" w:type="dxa"/>
+            </w:tcMar>
+            <w:vAlign w:val="center"/>
+          </w:tcPr>
+          <w:p>
+            <w:pPr>
+              <w:spacing w:after="0" w:lineRule="auto"/>
+              <w:rPr>
+                <w:sz w:val="18"/>
+                <w:szCs w:val="18"/>
+              </w:rPr>
+            </w:pPr>
+            <w:r>
+              <w:rPr>
+                <w:sz w:val="18"/>
+                <w:szCs w:val="18"/>
+                <w:rtl w:val="0"/>
+              </w:rPr>
+              <w:t xml:space="preserve">Supervisor</w:t>
+            </w:r>
+          </w:p>
+        </w:tc>
+        <w:tc>
+          <w:tcPr>
+            <w:tcMar>
+              <w:top w:w="100.0" w:type="dxa"/>
+              <w:bottom w:w="100.0" w:type="dxa"/>
+            </w:tcMar>
+            <w:vAlign w:val="center"/>
+          </w:tcPr>
+          <w:p>
+            <w:pPr>
+              <w:spacing w:after="0" w:lineRule="auto"/>
+              <w:rPr>
+                <w:rFonts w:ascii="Aptos" w:cs="Aptos" w:eastAsia="Aptos" w:hAnsi="Aptos"/>
+                <w:b w:val="0"/>
+                <w:bCs w:val="0"/>
+                <w:color w:val="222222"/>
+                <w:sz w:val="18"/>
+                <w:szCs w:val="18"/>
+              </w:rPr>
+            </w:pPr>
+            <w:r>
+              <w:rPr>
+                <w:color w:val="222222"/>
+                <w:sz w:val="18"/>
+                <w:szCs w:val="18"/>
+                <w:rtl w:val="0"/>
+              </w:rPr>
+              <w:t xml:space="preserve">Alta</w:t>
             </w:r>
             <w:r>
               <w:rPr>
@@ -2375,7 +2650,94 @@
             <w:pPr>
               <w:spacing w:after="0" w:lineRule="auto"/>
               <w:jc w:val="center"/>
-              <w:rPr/>
+              <w:rPr>
+                <w:sz w:val="18"/>
+                <w:szCs w:val="18"/>
+              </w:rPr>
+            </w:pPr>
+            <w:r>
+              <w:rPr>
+                <w:color w:val="222222"/>
+                <w:sz w:val="18"/>
+                <w:szCs w:val="18"/>
+                <w:rtl w:val="0"/>
+              </w:rPr>
+              <w:t xml:space="preserve">7</w:t>
+            </w:r>
+            <w:r>
+              <w:rPr>
+                <w:rtl w:val="0"/>
+              </w:rPr>
+            </w:r>
+          </w:p>
+        </w:tc>
+        <w:tc>
+          <w:tcPr>
+            <w:tcMar>
+              <w:top w:w="100.0" w:type="dxa"/>
+              <w:bottom w:w="100.0" w:type="dxa"/>
+            </w:tcMar>
+            <w:vAlign w:val="center"/>
+          </w:tcPr>
+          <w:p>
+            <w:pPr>
+              <w:spacing w:after="240" w:before="240" w:lineRule="auto"/>
+              <w:rPr>
+                <w:sz w:val="18"/>
+                <w:szCs w:val="18"/>
+              </w:rPr>
+            </w:pPr>
+            <w:r>
+              <w:rPr>
+                <w:sz w:val="18"/>
+                <w:szCs w:val="18"/>
+                <w:rtl w:val="0"/>
+              </w:rPr>
+              <w:t xml:space="preserve">Registrar la encuesta de salud del buzo.</w:t>
+            </w:r>
+          </w:p>
+        </w:tc>
+        <w:tc>
+          <w:tcPr>
+            <w:tcMar>
+              <w:top w:w="100.0" w:type="dxa"/>
+              <w:bottom w:w="100.0" w:type="dxa"/>
+            </w:tcMar>
+            <w:vAlign w:val="center"/>
+          </w:tcPr>
+          <w:p>
+            <w:pPr>
+              <w:spacing w:after="240" w:before="240" w:lineRule="auto"/>
+              <w:rPr>
+                <w:sz w:val="18"/>
+                <w:szCs w:val="18"/>
+              </w:rPr>
+            </w:pPr>
+            <w:r>
+              <w:rPr>
+                <w:sz w:val="18"/>
+                <w:szCs w:val="18"/>
+                <w:rtl w:val="0"/>
+              </w:rPr>
+              <w:t xml:space="preserve">Supervisor</w:t>
+            </w:r>
+          </w:p>
+        </w:tc>
+        <w:tc>
+          <w:tcPr>
+            <w:tcMar>
+              <w:top w:w="100.0" w:type="dxa"/>
+              <w:bottom w:w="100.0" w:type="dxa"/>
+            </w:tcMar>
+            <w:vAlign w:val="center"/>
+          </w:tcPr>
+          <w:p>
+            <w:pPr>
+              <w:spacing w:after="0" w:lineRule="auto"/>
+              <w:rPr>
+                <w:sz w:val="18"/>
+                <w:szCs w:val="18"/>
+              </w:rPr>
             </w:pPr>
             <w:r>
               <w:rPr>
@@ -2387,79 +2749,7 @@
                 <w:szCs w:val="18"/>
                 <w:rtl w:val="0"/>
               </w:rPr>
-              <w:t xml:space="preserve">5</w:t>
-            </w:r>
-            <w:r>
-              <w:rPr>
-                <w:rtl w:val="0"/>
-              </w:rPr>
-            </w:r>
-          </w:p>
-        </w:tc>
-        <w:tc>
-          <w:tcPr>
-            <w:tcMar>
-              <w:top w:w="100.0" w:type="dxa"/>
-              <w:bottom w:w="100.0" w:type="dxa"/>
-            </w:tcMar>
-            <w:vAlign w:val="center"/>
-          </w:tcPr>
-          <w:p>
-            <w:pPr>
-              <w:spacing w:after="0" w:lineRule="auto"/>
-              <w:rPr/>
-            </w:pPr>
-            <w:r>
-              <w:rPr>
-                <w:rtl w:val="0"/>
-              </w:rPr>
-            </w:r>
-          </w:p>
-        </w:tc>
-        <w:tc>
-          <w:tcPr>
-            <w:tcMar>
-              <w:top w:w="100.0" w:type="dxa"/>
-              <w:bottom w:w="100.0" w:type="dxa"/>
-            </w:tcMar>
-            <w:vAlign w:val="center"/>
-          </w:tcPr>
-          <w:p>
-            <w:pPr>
-              <w:spacing w:after="0" w:lineRule="auto"/>
-              <w:rPr/>
-            </w:pPr>
-            <w:r>
-              <w:rPr>
-                <w:rtl w:val="0"/>
-              </w:rPr>
-            </w:r>
-          </w:p>
-        </w:tc>
-        <w:tc>
-          <w:tcPr>
-            <w:tcMar>
-              <w:top w:w="100.0" w:type="dxa"/>
-              <w:bottom w:w="100.0" w:type="dxa"/>
-            </w:tcMar>
-            <w:vAlign w:val="center"/>
-          </w:tcPr>
-          <w:p>
-            <w:pPr>
-              <w:spacing w:after="0" w:lineRule="auto"/>
-              <w:rPr/>
-            </w:pPr>
-            <w:r>
-              <w:rPr>
-                <w:rFonts w:ascii="Aptos" w:cs="Aptos" w:eastAsia="Aptos" w:hAnsi="Aptos"/>
-                <w:b w:val="0"/>
-                <w:bCs w:val="0"/>
-                <w:color w:val="222222"/>
-                <w:sz w:val="18"/>
-                <w:szCs w:val="18"/>
-                <w:rtl w:val="0"/>
-              </w:rPr>
-              <w:t xml:space="preserve">Alta / Media / Baja</w:t>
+              <w:t xml:space="preserve">Alta</w:t>
             </w:r>
             <w:r>
               <w:rPr>
@@ -2486,235 +2776,13 @@
             <w:pPr>
               <w:spacing w:after="0" w:lineRule="auto"/>
               <w:jc w:val="center"/>
-              <w:rPr/>
-            </w:pPr>
-            <w:r>
-              <w:rPr>
-                <w:rFonts w:ascii="Aptos" w:cs="Aptos" w:eastAsia="Aptos" w:hAnsi="Aptos"/>
-                <w:b w:val="0"/>
-                <w:bCs w:val="0"/>
-                <w:color w:val="222222"/>
-                <w:sz w:val="18"/>
-                <w:szCs w:val="18"/>
-                <w:rtl w:val="0"/>
-              </w:rPr>
-              <w:t xml:space="preserve">6</w:t>
-            </w:r>
-            <w:r>
-              <w:rPr>
-                <w:rtl w:val="0"/>
-              </w:rPr>
-            </w:r>
-          </w:p>
-        </w:tc>
-        <w:tc>
-          <w:tcPr>
-            <w:tcMar>
-              <w:top w:w="100.0" w:type="dxa"/>
-              <w:bottom w:w="100.0" w:type="dxa"/>
-            </w:tcMar>
-            <w:vAlign w:val="center"/>
-          </w:tcPr>
-          <w:p>
-            <w:pPr>
-              <w:spacing w:after="0" w:lineRule="auto"/>
-              <w:rPr/>
-            </w:pPr>
-            <w:r>
-              <w:rPr>
-                <w:rtl w:val="0"/>
-              </w:rPr>
-            </w:r>
-          </w:p>
-        </w:tc>
-        <w:tc>
-          <w:tcPr>
-            <w:tcMar>
-              <w:top w:w="100.0" w:type="dxa"/>
-              <w:bottom w:w="100.0" w:type="dxa"/>
-            </w:tcMar>
-            <w:vAlign w:val="center"/>
-          </w:tcPr>
-          <w:p>
-            <w:pPr>
-              <w:spacing w:after="0" w:lineRule="auto"/>
-              <w:rPr/>
-            </w:pPr>
-            <w:r>
-              <w:rPr>
-                <w:rtl w:val="0"/>
-              </w:rPr>
-            </w:r>
-          </w:p>
-        </w:tc>
-        <w:tc>
-          <w:tcPr>
-            <w:tcMar>
-              <w:top w:w="100.0" w:type="dxa"/>
-              <w:bottom w:w="100.0" w:type="dxa"/>
-            </w:tcMar>
-            <w:vAlign w:val="center"/>
-          </w:tcPr>
-          <w:p>
-            <w:pPr>
-              <w:spacing w:after="0" w:lineRule="auto"/>
-              <w:rPr/>
-            </w:pPr>
-            <w:r>
-              <w:rPr>
-                <w:rFonts w:ascii="Aptos" w:cs="Aptos" w:eastAsia="Aptos" w:hAnsi="Aptos"/>
-                <w:b w:val="0"/>
-                <w:bCs w:val="0"/>
-                <w:color w:val="222222"/>
-                <w:sz w:val="18"/>
-                <w:szCs w:val="18"/>
-                <w:rtl w:val="0"/>
-              </w:rPr>
-              <w:t xml:space="preserve">Alta / Media / Baja</w:t>
-            </w:r>
-            <w:r>
-              <w:rPr>
-                <w:rtl w:val="0"/>
-              </w:rPr>
-            </w:r>
-          </w:p>
-        </w:tc>
-      </w:tr>
-      <w:tr>
-        <w:trPr>
-          <w:cantSplit w:val="0"/>
-          <w:tblHeader w:val="0"/>
-        </w:trPr>
-        <w:tc>
-          <w:tcPr>
-            <w:tcMar>
-              <w:top w:w="100.0" w:type="dxa"/>
-              <w:bottom w:w="100.0" w:type="dxa"/>
-            </w:tcMar>
-            <w:vAlign w:val="center"/>
-          </w:tcPr>
-          <w:p>
-            <w:pPr>
-              <w:spacing w:after="0" w:lineRule="auto"/>
-              <w:jc w:val="center"/>
-              <w:rPr/>
-            </w:pPr>
-            <w:r>
-              <w:rPr>
-                <w:rFonts w:ascii="Aptos" w:cs="Aptos" w:eastAsia="Aptos" w:hAnsi="Aptos"/>
-                <w:b w:val="0"/>
-                <w:bCs w:val="0"/>
-                <w:color w:val="222222"/>
-                <w:sz w:val="18"/>
-                <w:szCs w:val="18"/>
-                <w:rtl w:val="0"/>
-              </w:rPr>
-              <w:t xml:space="preserve">7</w:t>
-            </w:r>
-            <w:r>
-              <w:rPr>
-                <w:rtl w:val="0"/>
-              </w:rPr>
-            </w:r>
-          </w:p>
-        </w:tc>
-        <w:tc>
-          <w:tcPr>
-            <w:tcMar>
-              <w:top w:w="100.0" w:type="dxa"/>
-              <w:bottom w:w="100.0" w:type="dxa"/>
-            </w:tcMar>
-            <w:vAlign w:val="center"/>
-          </w:tcPr>
-          <w:p>
-            <w:pPr>
-              <w:spacing w:after="0" w:lineRule="auto"/>
-              <w:rPr/>
-            </w:pPr>
-            <w:r>
-              <w:rPr>
-                <w:rtl w:val="0"/>
-              </w:rPr>
-            </w:r>
-          </w:p>
-        </w:tc>
-        <w:tc>
-          <w:tcPr>
-            <w:tcMar>
-              <w:top w:w="100.0" w:type="dxa"/>
-              <w:bottom w:w="100.0" w:type="dxa"/>
-            </w:tcMar>
-            <w:vAlign w:val="center"/>
-          </w:tcPr>
-          <w:p>
-            <w:pPr>
-              <w:spacing w:after="0" w:lineRule="auto"/>
-              <w:rPr/>
-            </w:pPr>
-            <w:r>
-              <w:rPr>
-                <w:rtl w:val="0"/>
-              </w:rPr>
-            </w:r>
-          </w:p>
-        </w:tc>
-        <w:tc>
-          <w:tcPr>
-            <w:tcMar>
-              <w:top w:w="100.0" w:type="dxa"/>
-              <w:bottom w:w="100.0" w:type="dxa"/>
-            </w:tcMar>
-            <w:vAlign w:val="center"/>
-          </w:tcPr>
-          <w:p>
-            <w:pPr>
-              <w:spacing w:after="0" w:lineRule="auto"/>
-              <w:rPr/>
-            </w:pPr>
-            <w:r>
-              <w:rPr>
-                <w:rFonts w:ascii="Aptos" w:cs="Aptos" w:eastAsia="Aptos" w:hAnsi="Aptos"/>
-                <w:b w:val="0"/>
-                <w:bCs w:val="0"/>
-                <w:color w:val="222222"/>
-                <w:sz w:val="18"/>
-                <w:szCs w:val="18"/>
-                <w:rtl w:val="0"/>
-              </w:rPr>
-              <w:t xml:space="preserve">Alta / Media / Baja</w:t>
-            </w:r>
-            <w:r>
-              <w:rPr>
-                <w:rtl w:val="0"/>
-              </w:rPr>
-            </w:r>
-          </w:p>
-        </w:tc>
-      </w:tr>
-      <w:tr>
-        <w:trPr>
-          <w:cantSplit w:val="0"/>
-          <w:tblHeader w:val="0"/>
-        </w:trPr>
-        <w:tc>
-          <w:tcPr>
-            <w:tcMar>
-              <w:top w:w="100.0" w:type="dxa"/>
-              <w:bottom w:w="100.0" w:type="dxa"/>
-            </w:tcMar>
-            <w:vAlign w:val="center"/>
-          </w:tcPr>
-          <w:p>
-            <w:pPr>
-              <w:spacing w:after="0" w:lineRule="auto"/>
-              <w:jc w:val="center"/>
-              <w:rPr/>
-            </w:pPr>
-            <w:r>
-              <w:rPr>
-                <w:rFonts w:ascii="Aptos" w:cs="Aptos" w:eastAsia="Aptos" w:hAnsi="Aptos"/>
-                <w:b w:val="0"/>
-                <w:bCs w:val="0"/>
+              <w:rPr>
+                <w:sz w:val="18"/>
+                <w:szCs w:val="18"/>
+              </w:rPr>
+            </w:pPr>
+            <w:r>
+              <w:rPr>
                 <w:color w:val="222222"/>
                 <w:sz w:val="18"/>
                 <w:szCs w:val="18"/>
@@ -2739,60 +2807,72 @@
           </w:tcPr>
           <w:p>
             <w:pPr>
-              <w:spacing w:after="0" w:lineRule="auto"/>
-              <w:rPr/>
-            </w:pPr>
-            <w:r>
-              <w:rPr>
-                <w:rtl w:val="0"/>
-              </w:rPr>
-            </w:r>
-          </w:p>
-        </w:tc>
-        <w:tc>
-          <w:tcPr>
-            <w:tcMar>
-              <w:top w:w="100.0" w:type="dxa"/>
-              <w:bottom w:w="100.0" w:type="dxa"/>
-            </w:tcMar>
-            <w:vAlign w:val="center"/>
-          </w:tcPr>
-          <w:p>
-            <w:pPr>
-              <w:spacing w:after="0" w:lineRule="auto"/>
-              <w:rPr/>
-            </w:pPr>
-            <w:r>
-              <w:rPr>
-                <w:rtl w:val="0"/>
-              </w:rPr>
-            </w:r>
-          </w:p>
-        </w:tc>
-        <w:tc>
-          <w:tcPr>
-            <w:tcMar>
-              <w:top w:w="100.0" w:type="dxa"/>
-              <w:bottom w:w="100.0" w:type="dxa"/>
-            </w:tcMar>
-            <w:vAlign w:val="center"/>
-          </w:tcPr>
-          <w:p>
-            <w:pPr>
-              <w:spacing w:after="0" w:lineRule="auto"/>
-              <w:rPr/>
-            </w:pPr>
-            <w:r>
-              <w:rPr>
-                <w:rFonts w:ascii="Aptos" w:cs="Aptos" w:eastAsia="Aptos" w:hAnsi="Aptos"/>
-                <w:b w:val="0"/>
-                <w:bCs w:val="0"/>
-                <w:color w:val="222222"/>
-                <w:sz w:val="18"/>
-                <w:szCs w:val="18"/>
-                <w:rtl w:val="0"/>
-              </w:rPr>
-              <w:t xml:space="preserve">Alta / Media / Baja</w:t>
+              <w:spacing w:after="240" w:before="240" w:lineRule="auto"/>
+              <w:rPr>
+                <w:sz w:val="18"/>
+                <w:szCs w:val="18"/>
+              </w:rPr>
+            </w:pPr>
+            <w:r>
+              <w:rPr>
+                <w:sz w:val="18"/>
+                <w:szCs w:val="18"/>
+                <w:rtl w:val="0"/>
+              </w:rPr>
+              <w:t xml:space="preserve">Registrar los antecedentes generales del AST, es decir, fecha,ubicación, tipología o si se necesita un nuevo AST por si llegan a cambiar los registros.</w:t>
+            </w:r>
+          </w:p>
+        </w:tc>
+        <w:tc>
+          <w:tcPr>
+            <w:tcMar>
+              <w:top w:w="100.0" w:type="dxa"/>
+              <w:bottom w:w="100.0" w:type="dxa"/>
+            </w:tcMar>
+            <w:vAlign w:val="center"/>
+          </w:tcPr>
+          <w:p>
+            <w:pPr>
+              <w:spacing w:after="0" w:lineRule="auto"/>
+              <w:rPr>
+                <w:sz w:val="18"/>
+                <w:szCs w:val="18"/>
+              </w:rPr>
+            </w:pPr>
+            <w:r>
+              <w:rPr>
+                <w:sz w:val="18"/>
+                <w:szCs w:val="18"/>
+                <w:rtl w:val="0"/>
+              </w:rPr>
+              <w:t xml:space="preserve">Supervisor </w:t>
+            </w:r>
+          </w:p>
+        </w:tc>
+        <w:tc>
+          <w:tcPr>
+            <w:tcMar>
+              <w:top w:w="100.0" w:type="dxa"/>
+              <w:bottom w:w="100.0" w:type="dxa"/>
+            </w:tcMar>
+            <w:vAlign w:val="center"/>
+          </w:tcPr>
+          <w:p>
+            <w:pPr>
+              <w:spacing w:after="0" w:lineRule="auto"/>
+              <w:rPr>
+                <w:sz w:val="18"/>
+                <w:szCs w:val="18"/>
+              </w:rPr>
+            </w:pPr>
+            <w:r>
+              <w:rPr>
+                <w:color w:val="222222"/>
+                <w:sz w:val="18"/>
+                <w:szCs w:val="18"/>
+                <w:rtl w:val="0"/>
+              </w:rPr>
+              <w:t xml:space="preserve">Alta</w:t>
             </w:r>
             <w:r>
               <w:rPr>
@@ -2803,6 +2883,18 @@
         </w:tc>
       </w:tr>
     </w:tbl>
+    <w:p>
+      <w:pPr>
+        <w:pStyle w:val="Heading2"/>
+        <w:keepNext w:val="1"/>
+        <w:rPr/>
+      </w:pPr>
+      <w:r>
+        <w:rPr>
+          <w:rtl w:val="0"/>
+        </w:rPr>
+      </w:r>
+    </w:p>
     <w:p>
       <w:pPr>
         <w:pStyle w:val="Heading2"/>
@@ -2950,7 +3042,10 @@
             <w:pPr>
               <w:spacing w:after="0" w:lineRule="auto"/>
               <w:jc w:val="center"/>
-              <w:rPr/>
+              <w:rPr>
+                <w:sz w:val="18"/>
+                <w:szCs w:val="18"/>
+              </w:rPr>
             </w:pPr>
             <w:r>
               <w:rPr>
@@ -2958,8 +3053,8 @@
                 <w:b w:val="0"/>
                 <w:bCs w:val="0"/>
                 <w:color w:val="222222"/>
-                <w:sz w:val="19"/>
-                <w:szCs w:val="19"/>
+                <w:sz w:val="18"/>
+                <w:szCs w:val="18"/>
                 <w:rtl w:val="0"/>
               </w:rPr>
               <w:t xml:space="preserve">1</w:t>
@@ -2982,12 +3077,18 @@
           <w:p>
             <w:pPr>
               <w:spacing w:after="0" w:lineRule="auto"/>
-              <w:rPr/>
-            </w:pPr>
-            <w:r>
-              <w:rPr>
-                <w:rtl w:val="0"/>
-              </w:rPr>
+              <w:rPr>
+                <w:sz w:val="18"/>
+                <w:szCs w:val="18"/>
+              </w:rPr>
+            </w:pPr>
+            <w:r>
+              <w:rPr>
+                <w:sz w:val="18"/>
+                <w:szCs w:val="18"/>
+                <w:rtl w:val="0"/>
+              </w:rPr>
+              <w:t xml:space="preserve">La aplicación debe permitir guardar la información en el dispositivo de forma local,  en caso de fallar la conexión en mar abierto, pudiendo más tarde sincronizarse con la base de datos.</w:t>
             </w:r>
           </w:p>
         </w:tc>
@@ -3009,7 +3110,10 @@
             <w:pPr>
               <w:spacing w:after="0" w:lineRule="auto"/>
               <w:jc w:val="center"/>
-              <w:rPr/>
+              <w:rPr>
+                <w:sz w:val="18"/>
+                <w:szCs w:val="18"/>
+              </w:rPr>
             </w:pPr>
             <w:r>
               <w:rPr>
@@ -3017,8 +3121,8 @@
                 <w:b w:val="0"/>
                 <w:bCs w:val="0"/>
                 <w:color w:val="222222"/>
-                <w:sz w:val="19"/>
-                <w:szCs w:val="19"/>
+                <w:sz w:val="18"/>
+                <w:szCs w:val="18"/>
                 <w:rtl w:val="0"/>
               </w:rPr>
               <w:t xml:space="preserve">2</w:t>
@@ -3041,12 +3145,18 @@
           <w:p>
             <w:pPr>
               <w:spacing w:after="0" w:lineRule="auto"/>
-              <w:rPr/>
-            </w:pPr>
-            <w:r>
-              <w:rPr>
-                <w:rtl w:val="0"/>
-              </w:rPr>
+              <w:rPr>
+                <w:sz w:val="18"/>
+                <w:szCs w:val="18"/>
+              </w:rPr>
+            </w:pPr>
+            <w:r>
+              <w:rPr>
+                <w:sz w:val="18"/>
+                <w:szCs w:val="18"/>
+                <w:rtl w:val="0"/>
+              </w:rPr>
+              <w:t xml:space="preserve">Todos los nombres, rut, fechas y resultados de exámenes médicos deben ser inventados para poder realizar pruebas de la aplicación sin necesidad de estar vulnerando datos sensibles reales.</w:t>
             </w:r>
           </w:p>
         </w:tc>
@@ -3054,6 +3164,7 @@
       <w:tr>
         <w:trPr>
           <w:cantSplit w:val="0"/>
+          <w:trHeight w:val="1200" w:hRule="atLeast"/>
           <w:tblHeader w:val="0"/>
         </w:trPr>
         <w:tc>
@@ -3068,7 +3179,10 @@
             <w:pPr>
               <w:spacing w:after="0" w:lineRule="auto"/>
               <w:jc w:val="center"/>
-              <w:rPr/>
+              <w:rPr>
+                <w:sz w:val="18"/>
+                <w:szCs w:val="18"/>
+              </w:rPr>
             </w:pPr>
             <w:r>
               <w:rPr>
@@ -3076,8 +3190,8 @@
                 <w:b w:val="0"/>
                 <w:bCs w:val="0"/>
                 <w:color w:val="222222"/>
-                <w:sz w:val="19"/>
-                <w:szCs w:val="19"/>
+                <w:sz w:val="18"/>
+                <w:szCs w:val="18"/>
                 <w:rtl w:val="0"/>
               </w:rPr>
               <w:t xml:space="preserve">3</w:t>
@@ -3100,30 +3214,23 @@
           <w:p>
             <w:pPr>
               <w:spacing w:after="0" w:lineRule="auto"/>
-              <w:rPr/>
-            </w:pPr>
-            <w:r>
-              <w:rPr>
-                <w:rtl w:val="0"/>
-              </w:rPr>
+              <w:rPr>
+                <w:sz w:val="18"/>
+                <w:szCs w:val="18"/>
+              </w:rPr>
+            </w:pPr>
+            <w:r>
+              <w:rPr>
+                <w:sz w:val="18"/>
+                <w:szCs w:val="18"/>
+                <w:rtl w:val="0"/>
+              </w:rPr>
+              <w:t xml:space="preserve">La interfaz debe ser limpia, legibilidad optimizada para exteriores y operable rápidamente en entornos de terreno. </w:t>
             </w:r>
           </w:p>
         </w:tc>
       </w:tr>
     </w:tbl>
-    <w:p>
-      <w:pPr>
-        <w:rPr/>
-      </w:pPr>
-      <w:r>
-        <w:br w:type="page"/>
-      </w:r>
-      <w:r>
-        <w:rPr>
-          <w:rtl w:val="0"/>
-        </w:rPr>
-      </w:r>
-    </w:p>
     <w:p>
       <w:pPr>
         <w:pStyle w:val="Heading1"/>
@@ -3200,6 +3307,7 @@
       <w:tr>
         <w:trPr>
           <w:cantSplit w:val="0"/>
+          <w:trHeight w:val="443.4814453125" w:hRule="atLeast"/>
           <w:tblHeader w:val="1"/>
         </w:trPr>
         <w:tc>
@@ -3318,47 +3426,62 @@
           <w:p>
             <w:pPr>
               <w:spacing w:after="0" w:lineRule="auto"/>
-              <w:rPr/>
-            </w:pPr>
-            <w:r>
-              <w:rPr>
-                <w:rtl w:val="0"/>
-              </w:rPr>
-            </w:r>
-          </w:p>
-        </w:tc>
-        <w:tc>
-          <w:tcPr>
-            <w:tcMar>
-              <w:top w:w="100.0" w:type="dxa"/>
-              <w:bottom w:w="100.0" w:type="dxa"/>
-            </w:tcMar>
-            <w:vAlign w:val="center"/>
-          </w:tcPr>
-          <w:p>
-            <w:pPr>
-              <w:spacing w:after="0" w:lineRule="auto"/>
-              <w:rPr/>
-            </w:pPr>
-            <w:r>
-              <w:rPr>
-                <w:rtl w:val="0"/>
-              </w:rPr>
-            </w:r>
-          </w:p>
-        </w:tc>
-        <w:tc>
-          <w:tcPr>
-            <w:tcMar>
-              <w:top w:w="100.0" w:type="dxa"/>
-              <w:bottom w:w="100.0" w:type="dxa"/>
-            </w:tcMar>
-            <w:vAlign w:val="center"/>
-          </w:tcPr>
-          <w:p>
-            <w:pPr>
-              <w:spacing w:after="0" w:lineRule="auto"/>
-              <w:rPr/>
+              <w:rPr>
+                <w:sz w:val="18"/>
+                <w:szCs w:val="18"/>
+              </w:rPr>
+            </w:pPr>
+            <w:r>
+              <w:rPr>
+                <w:sz w:val="18"/>
+                <w:szCs w:val="18"/>
+                <w:rtl w:val="0"/>
+              </w:rPr>
+              <w:t xml:space="preserve">Ingreso según rol del usuario</w:t>
+            </w:r>
+          </w:p>
+        </w:tc>
+        <w:tc>
+          <w:tcPr>
+            <w:tcMar>
+              <w:top w:w="100.0" w:type="dxa"/>
+              <w:bottom w:w="100.0" w:type="dxa"/>
+            </w:tcMar>
+            <w:vAlign w:val="center"/>
+          </w:tcPr>
+          <w:p>
+            <w:pPr>
+              <w:spacing w:after="0" w:lineRule="auto"/>
+              <w:rPr>
+                <w:sz w:val="18"/>
+                <w:szCs w:val="18"/>
+              </w:rPr>
+            </w:pPr>
+            <w:r>
+              <w:rPr>
+                <w:sz w:val="18"/>
+                <w:szCs w:val="18"/>
+                <w:rtl w:val="0"/>
+              </w:rPr>
+              <w:t xml:space="preserve">Permite seleccionar el rol del usuario que desea ingresar a la app, ya sea el administrador o supervisor.</w:t>
+            </w:r>
+          </w:p>
+        </w:tc>
+        <w:tc>
+          <w:tcPr>
+            <w:tcMar>
+              <w:top w:w="100.0" w:type="dxa"/>
+              <w:bottom w:w="100.0" w:type="dxa"/>
+            </w:tcMar>
+            <w:vAlign w:val="center"/>
+          </w:tcPr>
+          <w:p>
+            <w:pPr>
+              <w:spacing w:after="0" w:lineRule="auto"/>
+              <w:rPr>
+                <w:sz w:val="18"/>
+                <w:szCs w:val="18"/>
+              </w:rPr>
             </w:pPr>
             <w:r>
               <w:rPr>
@@ -3366,11 +3489,11 @@
                 <w:b w:val="0"/>
                 <w:bCs w:val="0"/>
                 <w:color w:val="222222"/>
-                <w:sz w:val="19"/>
-                <w:szCs w:val="19"/>
-                <w:rtl w:val="0"/>
-              </w:rPr>
-              <w:t xml:space="preserve">Alta / Media</w:t>
+                <w:sz w:val="18"/>
+                <w:szCs w:val="18"/>
+                <w:rtl w:val="0"/>
+              </w:rPr>
+              <w:t xml:space="preserve">Alta</w:t>
             </w:r>
             <w:r>
               <w:rPr>
@@ -3395,48 +3518,62 @@
           </w:tcPr>
           <w:p>
             <w:pPr>
-              <w:spacing w:after="0" w:lineRule="auto"/>
-              <w:rPr/>
-            </w:pPr>
-            <w:r>
-              <w:rPr>
-                <w:rtl w:val="0"/>
-              </w:rPr>
-            </w:r>
-          </w:p>
-        </w:tc>
-        <w:tc>
-          <w:tcPr>
-            <w:tcMar>
-              <w:top w:w="100.0" w:type="dxa"/>
-              <w:bottom w:w="100.0" w:type="dxa"/>
-            </w:tcMar>
-            <w:vAlign w:val="center"/>
-          </w:tcPr>
-          <w:p>
-            <w:pPr>
-              <w:spacing w:after="0" w:lineRule="auto"/>
-              <w:rPr/>
-            </w:pPr>
-            <w:r>
-              <w:rPr>
-                <w:rtl w:val="0"/>
-              </w:rPr>
-            </w:r>
-          </w:p>
-        </w:tc>
-        <w:tc>
-          <w:tcPr>
-            <w:tcMar>
-              <w:top w:w="100.0" w:type="dxa"/>
-              <w:bottom w:w="100.0" w:type="dxa"/>
-            </w:tcMar>
-            <w:vAlign w:val="center"/>
-          </w:tcPr>
-          <w:p>
-            <w:pPr>
-              <w:spacing w:after="0" w:lineRule="auto"/>
-              <w:rPr/>
+              <w:rPr>
+                <w:sz w:val="18"/>
+                <w:szCs w:val="18"/>
+              </w:rPr>
+            </w:pPr>
+            <w:r>
+              <w:rPr>
+                <w:sz w:val="18"/>
+                <w:szCs w:val="18"/>
+                <w:rtl w:val="0"/>
+              </w:rPr>
+              <w:t xml:space="preserve">Digitalización de formularios previos (Pre-chequeo, AST, R-DPR-24)</w:t>
+            </w:r>
+          </w:p>
+        </w:tc>
+        <w:tc>
+          <w:tcPr>
+            <w:tcMar>
+              <w:top w:w="100.0" w:type="dxa"/>
+              <w:bottom w:w="100.0" w:type="dxa"/>
+            </w:tcMar>
+            <w:vAlign w:val="center"/>
+          </w:tcPr>
+          <w:p>
+            <w:pPr>
+              <w:spacing w:after="0" w:lineRule="auto"/>
+              <w:rPr>
+                <w:sz w:val="18"/>
+                <w:szCs w:val="18"/>
+              </w:rPr>
+            </w:pPr>
+            <w:r>
+              <w:rPr>
+                <w:sz w:val="18"/>
+                <w:szCs w:val="18"/>
+                <w:rtl w:val="0"/>
+              </w:rPr>
+              <w:t xml:space="preserve">Reemplaza el soporte físico en papel, estructurando el registro de síntomas basales, riesgos operacionales y verificación técnica de equipos.</w:t>
+            </w:r>
+          </w:p>
+        </w:tc>
+        <w:tc>
+          <w:tcPr>
+            <w:tcMar>
+              <w:top w:w="100.0" w:type="dxa"/>
+              <w:bottom w:w="100.0" w:type="dxa"/>
+            </w:tcMar>
+            <w:vAlign w:val="center"/>
+          </w:tcPr>
+          <w:p>
+            <w:pPr>
+              <w:spacing w:after="0" w:lineRule="auto"/>
+              <w:rPr>
+                <w:sz w:val="18"/>
+                <w:szCs w:val="18"/>
+              </w:rPr>
             </w:pPr>
             <w:r>
               <w:rPr>
@@ -3444,11 +3581,11 @@
                 <w:b w:val="0"/>
                 <w:bCs w:val="0"/>
                 <w:color w:val="222222"/>
-                <w:sz w:val="19"/>
-                <w:szCs w:val="19"/>
-                <w:rtl w:val="0"/>
-              </w:rPr>
-              <w:t xml:space="preserve">Alta / Media</w:t>
+                <w:sz w:val="18"/>
+                <w:szCs w:val="18"/>
+                <w:rtl w:val="0"/>
+              </w:rPr>
+              <w:t xml:space="preserve">Alta</w:t>
             </w:r>
             <w:r>
               <w:rPr>
@@ -3474,59 +3611,71 @@
           <w:p>
             <w:pPr>
               <w:spacing w:after="0" w:lineRule="auto"/>
-              <w:rPr/>
-            </w:pPr>
-            <w:r>
-              <w:rPr>
-                <w:rtl w:val="0"/>
-              </w:rPr>
-            </w:r>
-          </w:p>
-        </w:tc>
-        <w:tc>
-          <w:tcPr>
-            <w:tcMar>
-              <w:top w:w="100.0" w:type="dxa"/>
-              <w:bottom w:w="100.0" w:type="dxa"/>
-            </w:tcMar>
-            <w:vAlign w:val="center"/>
-          </w:tcPr>
-          <w:p>
-            <w:pPr>
-              <w:spacing w:after="0" w:lineRule="auto"/>
-              <w:rPr/>
-            </w:pPr>
-            <w:r>
-              <w:rPr>
-                <w:rtl w:val="0"/>
-              </w:rPr>
-            </w:r>
-          </w:p>
-        </w:tc>
-        <w:tc>
-          <w:tcPr>
-            <w:tcMar>
-              <w:top w:w="100.0" w:type="dxa"/>
-              <w:bottom w:w="100.0" w:type="dxa"/>
-            </w:tcMar>
-            <w:vAlign w:val="center"/>
-          </w:tcPr>
-          <w:p>
-            <w:pPr>
-              <w:spacing w:after="0" w:lineRule="auto"/>
-              <w:rPr/>
-            </w:pPr>
-            <w:r>
-              <w:rPr>
-                <w:rFonts w:ascii="Aptos" w:cs="Aptos" w:eastAsia="Aptos" w:hAnsi="Aptos"/>
-                <w:b w:val="0"/>
-                <w:bCs w:val="0"/>
-                <w:color w:val="222222"/>
-                <w:sz w:val="19"/>
-                <w:szCs w:val="19"/>
-                <w:rtl w:val="0"/>
-              </w:rPr>
-              <w:t xml:space="preserve">Alta / Media</w:t>
+              <w:rPr>
+                <w:sz w:val="18"/>
+                <w:szCs w:val="18"/>
+              </w:rPr>
+            </w:pPr>
+            <w:r>
+              <w:rPr>
+                <w:sz w:val="18"/>
+                <w:szCs w:val="18"/>
+                <w:rtl w:val="0"/>
+              </w:rPr>
+              <w:t xml:space="preserve">Módulo de revisión y decisión (Autorización / Rechazo de faena) </w:t>
+            </w:r>
+          </w:p>
+        </w:tc>
+        <w:tc>
+          <w:tcPr>
+            <w:tcMar>
+              <w:top w:w="100.0" w:type="dxa"/>
+              <w:bottom w:w="100.0" w:type="dxa"/>
+            </w:tcMar>
+            <w:vAlign w:val="center"/>
+          </w:tcPr>
+          <w:p>
+            <w:pPr>
+              <w:spacing w:after="0" w:lineRule="auto"/>
+              <w:rPr>
+                <w:sz w:val="18"/>
+                <w:szCs w:val="18"/>
+              </w:rPr>
+            </w:pPr>
+            <w:r>
+              <w:rPr>
+                <w:sz w:val="18"/>
+                <w:szCs w:val="18"/>
+                <w:rtl w:val="0"/>
+              </w:rPr>
+              <w:t xml:space="preserve">Establece el punto de control formal donde el Jefe de Centro valida el pre-chequeo y decide si la inmersión procede o se rechaza con motivo registrado </w:t>
+            </w:r>
+          </w:p>
+        </w:tc>
+        <w:tc>
+          <w:tcPr>
+            <w:tcMar>
+              <w:top w:w="100.0" w:type="dxa"/>
+              <w:bottom w:w="100.0" w:type="dxa"/>
+            </w:tcMar>
+            <w:vAlign w:val="center"/>
+          </w:tcPr>
+          <w:p>
+            <w:pPr>
+              <w:spacing w:after="0" w:lineRule="auto"/>
+              <w:rPr>
+                <w:sz w:val="18"/>
+                <w:szCs w:val="18"/>
+              </w:rPr>
+            </w:pPr>
+            <w:r>
+              <w:rPr>
+                <w:color w:val="222222"/>
+                <w:sz w:val="18"/>
+                <w:szCs w:val="18"/>
+                <w:rtl w:val="0"/>
+              </w:rPr>
+              <w:t xml:space="preserve">Media</w:t>
             </w:r>
             <w:r>
               <w:rPr>
@@ -3552,47 +3701,62 @@
           <w:p>
             <w:pPr>
               <w:spacing w:after="0" w:lineRule="auto"/>
-              <w:rPr/>
-            </w:pPr>
-            <w:r>
-              <w:rPr>
-                <w:rtl w:val="0"/>
-              </w:rPr>
-            </w:r>
-          </w:p>
-        </w:tc>
-        <w:tc>
-          <w:tcPr>
-            <w:tcMar>
-              <w:top w:w="100.0" w:type="dxa"/>
-              <w:bottom w:w="100.0" w:type="dxa"/>
-            </w:tcMar>
-            <w:vAlign w:val="center"/>
-          </w:tcPr>
-          <w:p>
-            <w:pPr>
-              <w:spacing w:after="0" w:lineRule="auto"/>
-              <w:rPr/>
-            </w:pPr>
-            <w:r>
-              <w:rPr>
-                <w:rtl w:val="0"/>
-              </w:rPr>
-            </w:r>
-          </w:p>
-        </w:tc>
-        <w:tc>
-          <w:tcPr>
-            <w:tcMar>
-              <w:top w:w="100.0" w:type="dxa"/>
-              <w:bottom w:w="100.0" w:type="dxa"/>
-            </w:tcMar>
-            <w:vAlign w:val="center"/>
-          </w:tcPr>
-          <w:p>
-            <w:pPr>
-              <w:spacing w:after="0" w:lineRule="auto"/>
-              <w:rPr/>
+              <w:rPr>
+                <w:sz w:val="18"/>
+                <w:szCs w:val="18"/>
+              </w:rPr>
+            </w:pPr>
+            <w:r>
+              <w:rPr>
+                <w:sz w:val="18"/>
+                <w:szCs w:val="18"/>
+                <w:rtl w:val="0"/>
+              </w:rPr>
+              <w:t xml:space="preserve">Uso de la cámara para fotos y guardado en el celular </w:t>
+            </w:r>
+          </w:p>
+        </w:tc>
+        <w:tc>
+          <w:tcPr>
+            <w:tcMar>
+              <w:top w:w="100.0" w:type="dxa"/>
+              <w:bottom w:w="100.0" w:type="dxa"/>
+            </w:tcMar>
+            <w:vAlign w:val="center"/>
+          </w:tcPr>
+          <w:p>
+            <w:pPr>
+              <w:spacing w:after="0" w:lineRule="auto"/>
+              <w:rPr>
+                <w:sz w:val="18"/>
+                <w:szCs w:val="18"/>
+              </w:rPr>
+            </w:pPr>
+            <w:r>
+              <w:rPr>
+                <w:sz w:val="18"/>
+                <w:szCs w:val="18"/>
+                <w:rtl w:val="0"/>
+              </w:rPr>
+              <w:t xml:space="preserve">Permite respaldar fallas con fotos y consultar historial de revisiones anteriores.</w:t>
+            </w:r>
+          </w:p>
+        </w:tc>
+        <w:tc>
+          <w:tcPr>
+            <w:tcMar>
+              <w:top w:w="100.0" w:type="dxa"/>
+              <w:bottom w:w="100.0" w:type="dxa"/>
+            </w:tcMar>
+            <w:vAlign w:val="center"/>
+          </w:tcPr>
+          <w:p>
+            <w:pPr>
+              <w:spacing w:after="0" w:lineRule="auto"/>
+              <w:rPr>
+                <w:sz w:val="18"/>
+                <w:szCs w:val="18"/>
+              </w:rPr>
             </w:pPr>
             <w:r>
               <w:rPr>
@@ -3600,11 +3764,11 @@
                 <w:b w:val="0"/>
                 <w:bCs w:val="0"/>
                 <w:color w:val="222222"/>
-                <w:sz w:val="19"/>
-                <w:szCs w:val="19"/>
-                <w:rtl w:val="0"/>
-              </w:rPr>
-              <w:t xml:space="preserve">Alta / Media</w:t>
+                <w:sz w:val="18"/>
+                <w:szCs w:val="18"/>
+                <w:rtl w:val="0"/>
+              </w:rPr>
+              <w:t xml:space="preserve">Media</w:t>
             </w:r>
             <w:r>
               <w:rPr>
@@ -3630,59 +3794,75 @@
           <w:p>
             <w:pPr>
               <w:spacing w:after="0" w:lineRule="auto"/>
-              <w:rPr/>
-            </w:pPr>
-            <w:r>
-              <w:rPr>
-                <w:rtl w:val="0"/>
-              </w:rPr>
-            </w:r>
-          </w:p>
-        </w:tc>
-        <w:tc>
-          <w:tcPr>
-            <w:tcMar>
-              <w:top w:w="100.0" w:type="dxa"/>
-              <w:bottom w:w="100.0" w:type="dxa"/>
-            </w:tcMar>
-            <w:vAlign w:val="center"/>
-          </w:tcPr>
-          <w:p>
-            <w:pPr>
-              <w:spacing w:after="0" w:lineRule="auto"/>
-              <w:rPr/>
-            </w:pPr>
-            <w:r>
-              <w:rPr>
-                <w:rtl w:val="0"/>
-              </w:rPr>
-            </w:r>
-          </w:p>
-        </w:tc>
-        <w:tc>
-          <w:tcPr>
-            <w:tcMar>
-              <w:top w:w="100.0" w:type="dxa"/>
-              <w:bottom w:w="100.0" w:type="dxa"/>
-            </w:tcMar>
-            <w:vAlign w:val="center"/>
-          </w:tcPr>
-          <w:p>
-            <w:pPr>
-              <w:spacing w:after="0" w:lineRule="auto"/>
-              <w:rPr/>
-            </w:pPr>
-            <w:r>
+              <w:rPr>
+                <w:sz w:val="18"/>
+                <w:szCs w:val="18"/>
+              </w:rPr>
+            </w:pPr>
+            <w:r>
+              <w:rPr>
+                <w:sz w:val="18"/>
+                <w:szCs w:val="18"/>
+                <w:rtl w:val="0"/>
+              </w:rPr>
+              <w:t xml:space="preserve">Registro posterior a la faena (Salida y parámetros Census </w:t>
+            </w:r>
+          </w:p>
+        </w:tc>
+        <w:tc>
+          <w:tcPr>
+            <w:tcMar>
+              <w:top w:w="100.0" w:type="dxa"/>
+              <w:bottom w:w="100.0" w:type="dxa"/>
+            </w:tcMar>
+            <w:vAlign w:val="center"/>
+          </w:tcPr>
+          <w:p>
+            <w:pPr>
+              <w:spacing w:after="0" w:lineRule="auto"/>
+              <w:rPr>
+                <w:sz w:val="18"/>
+                <w:szCs w:val="18"/>
+              </w:rPr>
+            </w:pPr>
+            <w:r>
+              <w:rPr>
+                <w:sz w:val="18"/>
+                <w:szCs w:val="18"/>
+                <w:rtl w:val="0"/>
+              </w:rPr>
+              <w:t xml:space="preserve">Cierra el ciclo de la faena autorizada capturando la condición de salida del buzo y los datos de inmersión volcados desde el PC del centro. </w:t>
+            </w:r>
+          </w:p>
+        </w:tc>
+        <w:tc>
+          <w:tcPr>
+            <w:tcMar>
+              <w:top w:w="100.0" w:type="dxa"/>
+              <w:bottom w:w="100.0" w:type="dxa"/>
+            </w:tcMar>
+            <w:vAlign w:val="center"/>
+          </w:tcPr>
+          <w:p>
+            <w:pPr>
+              <w:spacing w:after="0" w:lineRule="auto"/>
               <w:rPr>
                 <w:rFonts w:ascii="Aptos" w:cs="Aptos" w:eastAsia="Aptos" w:hAnsi="Aptos"/>
                 <w:b w:val="0"/>
                 <w:bCs w:val="0"/>
                 <w:color w:val="222222"/>
-                <w:sz w:val="19"/>
-                <w:szCs w:val="19"/>
-                <w:rtl w:val="0"/>
-              </w:rPr>
-              <w:t xml:space="preserve">Alta / Media</w:t>
+                <w:sz w:val="18"/>
+                <w:szCs w:val="18"/>
+              </w:rPr>
+            </w:pPr>
+            <w:r>
+              <w:rPr>
+                <w:color w:val="222222"/>
+                <w:sz w:val="18"/>
+                <w:szCs w:val="18"/>
+                <w:rtl w:val="0"/>
+              </w:rPr>
+              <w:t xml:space="preserve">Alta</w:t>
             </w:r>
             <w:r>
               <w:rPr>
@@ -3708,69 +3888,89 @@
           <w:p>
             <w:pPr>
               <w:spacing w:after="0" w:lineRule="auto"/>
-              <w:rPr/>
-            </w:pPr>
-            <w:r>
-              <w:rPr>
-                <w:rtl w:val="0"/>
-              </w:rPr>
-            </w:r>
-          </w:p>
-        </w:tc>
-        <w:tc>
-          <w:tcPr>
-            <w:tcMar>
-              <w:top w:w="100.0" w:type="dxa"/>
-              <w:bottom w:w="100.0" w:type="dxa"/>
-            </w:tcMar>
-            <w:vAlign w:val="center"/>
-          </w:tcPr>
-          <w:p>
-            <w:pPr>
-              <w:spacing w:after="0" w:lineRule="auto"/>
-              <w:rPr/>
-            </w:pPr>
-            <w:r>
-              <w:rPr>
-                <w:rtl w:val="0"/>
-              </w:rPr>
-            </w:r>
-          </w:p>
-        </w:tc>
-        <w:tc>
-          <w:tcPr>
-            <w:tcMar>
-              <w:top w:w="100.0" w:type="dxa"/>
-              <w:bottom w:w="100.0" w:type="dxa"/>
-            </w:tcMar>
-            <w:vAlign w:val="center"/>
-          </w:tcPr>
-          <w:p>
-            <w:pPr>
-              <w:spacing w:after="0" w:lineRule="auto"/>
-              <w:rPr/>
-            </w:pPr>
-            <w:r>
-              <w:rPr>
-                <w:rFonts w:ascii="Aptos" w:cs="Aptos" w:eastAsia="Aptos" w:hAnsi="Aptos"/>
-                <w:b w:val="0"/>
-                <w:bCs w:val="0"/>
-                <w:color w:val="222222"/>
-                <w:sz w:val="19"/>
-                <w:szCs w:val="19"/>
-                <w:rtl w:val="0"/>
-              </w:rPr>
-              <w:t xml:space="preserve">Alta / Media</w:t>
-            </w:r>
-            <w:r>
-              <w:rPr>
-                <w:rtl w:val="0"/>
-              </w:rPr>
+              <w:rPr>
+                <w:sz w:val="18"/>
+                <w:szCs w:val="18"/>
+              </w:rPr>
+            </w:pPr>
+            <w:r>
+              <w:rPr>
+                <w:sz w:val="18"/>
+                <w:szCs w:val="18"/>
+                <w:rtl w:val="0"/>
+              </w:rPr>
+              <w:t xml:space="preserve">Consulta y gestión de registros históricos </w:t>
+            </w:r>
+          </w:p>
+        </w:tc>
+        <w:tc>
+          <w:tcPr>
+            <w:tcMar>
+              <w:top w:w="100.0" w:type="dxa"/>
+              <w:bottom w:w="100.0" w:type="dxa"/>
+            </w:tcMar>
+            <w:vAlign w:val="center"/>
+          </w:tcPr>
+          <w:p>
+            <w:pPr>
+              <w:spacing w:after="0" w:lineRule="auto"/>
+              <w:rPr>
+                <w:sz w:val="18"/>
+                <w:szCs w:val="18"/>
+              </w:rPr>
+            </w:pPr>
+            <w:r>
+              <w:rPr>
+                <w:sz w:val="18"/>
+                <w:szCs w:val="18"/>
+                <w:rtl w:val="0"/>
+              </w:rPr>
+              <w:t xml:space="preserve">Facilita al Administrador (Prevencionista / Jefe de Centro) auditar expedientes digitalizados y verificar trazabilidad.</w:t>
+            </w:r>
+          </w:p>
+        </w:tc>
+        <w:tc>
+          <w:tcPr>
+            <w:tcMar>
+              <w:top w:w="100.0" w:type="dxa"/>
+              <w:bottom w:w="100.0" w:type="dxa"/>
+            </w:tcMar>
+            <w:vAlign w:val="center"/>
+          </w:tcPr>
+          <w:p>
+            <w:pPr>
+              <w:spacing w:after="0" w:lineRule="auto"/>
+              <w:rPr>
+                <w:color w:val="222222"/>
+                <w:sz w:val="18"/>
+                <w:szCs w:val="18"/>
+              </w:rPr>
+            </w:pPr>
+            <w:r>
+              <w:rPr>
+                <w:color w:val="222222"/>
+                <w:sz w:val="18"/>
+                <w:szCs w:val="18"/>
+                <w:rtl w:val="0"/>
+              </w:rPr>
+              <w:t xml:space="preserve">Alta</w:t>
             </w:r>
           </w:p>
         </w:tc>
       </w:tr>
     </w:tbl>
+    <w:p>
+      <w:pPr>
+        <w:pStyle w:val="Heading2"/>
+        <w:keepNext w:val="1"/>
+        <w:rPr/>
+      </w:pPr>
+      <w:r>
+        <w:rPr>
+          <w:rtl w:val="0"/>
+        </w:rPr>
+      </w:r>
+    </w:p>
     <w:p>
       <w:pPr>
         <w:pStyle w:val="Heading2"/>
@@ -3917,32 +4117,44 @@
           <w:p>
             <w:pPr>
               <w:spacing w:after="0" w:lineRule="auto"/>
-              <w:rPr/>
-            </w:pPr>
-            <w:r>
-              <w:rPr>
-                <w:rtl w:val="0"/>
-              </w:rPr>
-            </w:r>
-          </w:p>
-        </w:tc>
-        <w:tc>
-          <w:tcPr>
-            <w:tcMar>
-              <w:top w:w="100.0" w:type="dxa"/>
-              <w:bottom w:w="100.0" w:type="dxa"/>
-            </w:tcMar>
-            <w:vAlign w:val="center"/>
-          </w:tcPr>
-          <w:p>
-            <w:pPr>
-              <w:spacing w:after="0" w:lineRule="auto"/>
-              <w:rPr/>
-            </w:pPr>
-            <w:r>
-              <w:rPr>
-                <w:rtl w:val="0"/>
-              </w:rPr>
+              <w:rPr>
+                <w:sz w:val="18"/>
+                <w:szCs w:val="18"/>
+              </w:rPr>
+            </w:pPr>
+            <w:r>
+              <w:rPr>
+                <w:sz w:val="18"/>
+                <w:szCs w:val="18"/>
+                <w:rtl w:val="0"/>
+              </w:rPr>
+              <w:t xml:space="preserve">Análisis automático de equipos mediante cámara con IA y sensores </w:t>
+            </w:r>
+          </w:p>
+        </w:tc>
+        <w:tc>
+          <w:tcPr>
+            <w:tcMar>
+              <w:top w:w="100.0" w:type="dxa"/>
+              <w:bottom w:w="100.0" w:type="dxa"/>
+            </w:tcMar>
+            <w:vAlign w:val="center"/>
+          </w:tcPr>
+          <w:p>
+            <w:pPr>
+              <w:spacing w:after="0" w:lineRule="auto"/>
+              <w:rPr>
+                <w:sz w:val="18"/>
+                <w:szCs w:val="18"/>
+              </w:rPr>
+            </w:pPr>
+            <w:r>
+              <w:rPr>
+                <w:sz w:val="18"/>
+                <w:szCs w:val="18"/>
+                <w:rtl w:val="0"/>
+              </w:rPr>
+              <w:t xml:space="preserve">Requiere el desarrollo de un modelo de IAl y hardware especializado, lo cual excede el tiempo y el alcance del MVP académico solicitado.</w:t>
             </w:r>
           </w:p>
         </w:tc>
@@ -3963,124 +4175,44 @@
           <w:p>
             <w:pPr>
               <w:spacing w:after="0" w:lineRule="auto"/>
-              <w:rPr/>
-            </w:pPr>
-            <w:r>
-              <w:rPr>
-                <w:rtl w:val="0"/>
-              </w:rPr>
-            </w:r>
-          </w:p>
-        </w:tc>
-        <w:tc>
-          <w:tcPr>
-            <w:tcMar>
-              <w:top w:w="100.0" w:type="dxa"/>
-              <w:bottom w:w="100.0" w:type="dxa"/>
-            </w:tcMar>
-            <w:vAlign w:val="center"/>
-          </w:tcPr>
-          <w:p>
-            <w:pPr>
-              <w:spacing w:after="0" w:lineRule="auto"/>
-              <w:rPr/>
-            </w:pPr>
-            <w:r>
-              <w:rPr>
-                <w:rtl w:val="0"/>
-              </w:rPr>
-            </w:r>
-          </w:p>
-        </w:tc>
-      </w:tr>
-      <w:tr>
-        <w:trPr>
-          <w:cantSplit w:val="0"/>
-          <w:tblHeader w:val="0"/>
-        </w:trPr>
-        <w:tc>
-          <w:tcPr>
-            <w:tcMar>
-              <w:top w:w="100.0" w:type="dxa"/>
-              <w:bottom w:w="100.0" w:type="dxa"/>
-            </w:tcMar>
-            <w:vAlign w:val="center"/>
-          </w:tcPr>
-          <w:p>
-            <w:pPr>
-              <w:spacing w:after="0" w:lineRule="auto"/>
-              <w:rPr/>
-            </w:pPr>
-            <w:r>
-              <w:rPr>
-                <w:rtl w:val="0"/>
-              </w:rPr>
-            </w:r>
-          </w:p>
-        </w:tc>
-        <w:tc>
-          <w:tcPr>
-            <w:tcMar>
-              <w:top w:w="100.0" w:type="dxa"/>
-              <w:bottom w:w="100.0" w:type="dxa"/>
-            </w:tcMar>
-            <w:vAlign w:val="center"/>
-          </w:tcPr>
-          <w:p>
-            <w:pPr>
-              <w:spacing w:after="0" w:lineRule="auto"/>
-              <w:rPr/>
-            </w:pPr>
-            <w:r>
-              <w:rPr>
-                <w:rtl w:val="0"/>
-              </w:rPr>
-            </w:r>
-          </w:p>
-        </w:tc>
-      </w:tr>
-      <w:tr>
-        <w:trPr>
-          <w:cantSplit w:val="0"/>
-          <w:tblHeader w:val="0"/>
-        </w:trPr>
-        <w:tc>
-          <w:tcPr>
-            <w:tcMar>
-              <w:top w:w="100.0" w:type="dxa"/>
-              <w:bottom w:w="100.0" w:type="dxa"/>
-            </w:tcMar>
-            <w:vAlign w:val="center"/>
-          </w:tcPr>
-          <w:p>
-            <w:pPr>
-              <w:spacing w:after="0" w:lineRule="auto"/>
-              <w:rPr/>
-            </w:pPr>
-            <w:r>
-              <w:rPr>
-                <w:rtl w:val="0"/>
-              </w:rPr>
-            </w:r>
-          </w:p>
-        </w:tc>
-        <w:tc>
-          <w:tcPr>
-            <w:tcMar>
-              <w:top w:w="100.0" w:type="dxa"/>
-              <w:bottom w:w="100.0" w:type="dxa"/>
-            </w:tcMar>
-            <w:vAlign w:val="center"/>
-          </w:tcPr>
-          <w:p>
-            <w:pPr>
-              <w:spacing w:after="0" w:lineRule="auto"/>
-              <w:rPr/>
-            </w:pPr>
-            <w:r>
-              <w:rPr>
-                <w:rtl w:val="0"/>
-              </w:rPr>
+              <w:rPr>
+                <w:sz w:val="18"/>
+                <w:szCs w:val="18"/>
+              </w:rPr>
+            </w:pPr>
+            <w:r>
+              <w:rPr>
+                <w:sz w:val="18"/>
+                <w:szCs w:val="18"/>
+                <w:rtl w:val="0"/>
+              </w:rPr>
+              <w:t xml:space="preserve">Conexión en tiempo real con bases de datos y sistemas reales de la empresa</w:t>
+            </w:r>
+          </w:p>
+        </w:tc>
+        <w:tc>
+          <w:tcPr>
+            <w:tcMar>
+              <w:top w:w="100.0" w:type="dxa"/>
+              <w:bottom w:w="100.0" w:type="dxa"/>
+            </w:tcMar>
+            <w:vAlign w:val="center"/>
+          </w:tcPr>
+          <w:p>
+            <w:pPr>
+              <w:spacing w:after="0" w:lineRule="auto"/>
+              <w:rPr>
+                <w:sz w:val="18"/>
+                <w:szCs w:val="18"/>
+              </w:rPr>
+            </w:pPr>
+            <w:r>
+              <w:rPr>
+                <w:sz w:val="18"/>
+                <w:szCs w:val="18"/>
+                <w:rtl w:val="0"/>
+              </w:rPr>
+              <w:t xml:space="preserve">El proyecto se trabajará en un entorno académico utilizando únicamente datos de prueba para evitar riesgos de seguridad. </w:t>
             </w:r>
           </w:p>
         </w:tc>
@@ -4232,32 +4364,44 @@
           <w:p>
             <w:pPr>
               <w:spacing w:after="0" w:lineRule="auto"/>
-              <w:rPr/>
-            </w:pPr>
-            <w:r>
-              <w:rPr>
-                <w:rtl w:val="0"/>
-              </w:rPr>
-            </w:r>
-          </w:p>
-        </w:tc>
-        <w:tc>
-          <w:tcPr>
-            <w:tcMar>
-              <w:top w:w="100.0" w:type="dxa"/>
-              <w:bottom w:w="100.0" w:type="dxa"/>
-            </w:tcMar>
-            <w:vAlign w:val="center"/>
-          </w:tcPr>
-          <w:p>
-            <w:pPr>
-              <w:spacing w:after="0" w:lineRule="auto"/>
-              <w:rPr/>
-            </w:pPr>
-            <w:r>
-              <w:rPr>
-                <w:rtl w:val="0"/>
-              </w:rPr>
+              <w:rPr>
+                <w:sz w:val="18"/>
+                <w:szCs w:val="18"/>
+              </w:rPr>
+            </w:pPr>
+            <w:r>
+              <w:rPr>
+                <w:sz w:val="18"/>
+                <w:szCs w:val="18"/>
+                <w:rtl w:val="0"/>
+              </w:rPr>
+              <w:t xml:space="preserve">1. Ingreso según el rol </w:t>
+            </w:r>
+          </w:p>
+        </w:tc>
+        <w:tc>
+          <w:tcPr>
+            <w:tcMar>
+              <w:top w:w="100.0" w:type="dxa"/>
+              <w:bottom w:w="100.0" w:type="dxa"/>
+            </w:tcMar>
+            <w:vAlign w:val="center"/>
+          </w:tcPr>
+          <w:p>
+            <w:pPr>
+              <w:spacing w:after="0" w:lineRule="auto"/>
+              <w:rPr>
+                <w:sz w:val="18"/>
+                <w:szCs w:val="18"/>
+              </w:rPr>
+            </w:pPr>
+            <w:r>
+              <w:rPr>
+                <w:sz w:val="18"/>
+                <w:szCs w:val="18"/>
+                <w:rtl w:val="0"/>
+              </w:rPr>
+              <w:t xml:space="preserve">Adapta la interfaz y los permisos según el perfil que opera la app </w:t>
             </w:r>
           </w:p>
         </w:tc>
@@ -4278,32 +4422,44 @@
           <w:p>
             <w:pPr>
               <w:spacing w:after="0" w:lineRule="auto"/>
-              <w:rPr/>
-            </w:pPr>
-            <w:r>
-              <w:rPr>
-                <w:rtl w:val="0"/>
-              </w:rPr>
-            </w:r>
-          </w:p>
-        </w:tc>
-        <w:tc>
-          <w:tcPr>
-            <w:tcMar>
-              <w:top w:w="100.0" w:type="dxa"/>
-              <w:bottom w:w="100.0" w:type="dxa"/>
-            </w:tcMar>
-            <w:vAlign w:val="center"/>
-          </w:tcPr>
-          <w:p>
-            <w:pPr>
-              <w:spacing w:after="0" w:lineRule="auto"/>
-              <w:rPr/>
-            </w:pPr>
-            <w:r>
-              <w:rPr>
-                <w:rtl w:val="0"/>
-              </w:rPr>
+              <w:rPr>
+                <w:sz w:val="18"/>
+                <w:szCs w:val="18"/>
+              </w:rPr>
+            </w:pPr>
+            <w:r>
+              <w:rPr>
+                <w:sz w:val="18"/>
+                <w:szCs w:val="18"/>
+                <w:rtl w:val="0"/>
+              </w:rPr>
+              <w:t xml:space="preserve">2. Lista digital de revisión de equipamiento + check list de tareas</w:t>
+            </w:r>
+          </w:p>
+        </w:tc>
+        <w:tc>
+          <w:tcPr>
+            <w:tcMar>
+              <w:top w:w="100.0" w:type="dxa"/>
+              <w:bottom w:w="100.0" w:type="dxa"/>
+            </w:tcMar>
+            <w:vAlign w:val="center"/>
+          </w:tcPr>
+          <w:p>
+            <w:pPr>
+              <w:spacing w:after="0" w:lineRule="auto"/>
+              <w:rPr>
+                <w:sz w:val="18"/>
+                <w:szCs w:val="18"/>
+              </w:rPr>
+            </w:pPr>
+            <w:r>
+              <w:rPr>
+                <w:sz w:val="18"/>
+                <w:szCs w:val="18"/>
+                <w:rtl w:val="0"/>
+              </w:rPr>
+              <w:t xml:space="preserve">Es esencial para transicionar del formato físico (en papel), garantizando la persistencia de la información y  previniendo la omisión de controles en la lancha. </w:t>
             </w:r>
           </w:p>
         </w:tc>
@@ -4324,32 +4480,44 @@
           <w:p>
             <w:pPr>
               <w:spacing w:after="0" w:lineRule="auto"/>
-              <w:rPr/>
-            </w:pPr>
-            <w:r>
-              <w:rPr>
-                <w:rtl w:val="0"/>
-              </w:rPr>
-            </w:r>
-          </w:p>
-        </w:tc>
-        <w:tc>
-          <w:tcPr>
-            <w:tcMar>
-              <w:top w:w="100.0" w:type="dxa"/>
-              <w:bottom w:w="100.0" w:type="dxa"/>
-            </w:tcMar>
-            <w:vAlign w:val="center"/>
-          </w:tcPr>
-          <w:p>
-            <w:pPr>
-              <w:spacing w:after="0" w:lineRule="auto"/>
-              <w:rPr/>
-            </w:pPr>
-            <w:r>
-              <w:rPr>
-                <w:rtl w:val="0"/>
-              </w:rPr>
+              <w:rPr>
+                <w:sz w:val="18"/>
+                <w:szCs w:val="18"/>
+              </w:rPr>
+            </w:pPr>
+            <w:r>
+              <w:rPr>
+                <w:sz w:val="18"/>
+                <w:szCs w:val="18"/>
+                <w:rtl w:val="0"/>
+              </w:rPr>
+              <w:t xml:space="preserve">3. Encuesta de salud para el buzo</w:t>
+            </w:r>
+          </w:p>
+        </w:tc>
+        <w:tc>
+          <w:tcPr>
+            <w:tcMar>
+              <w:top w:w="100.0" w:type="dxa"/>
+              <w:bottom w:w="100.0" w:type="dxa"/>
+            </w:tcMar>
+            <w:vAlign w:val="center"/>
+          </w:tcPr>
+          <w:p>
+            <w:pPr>
+              <w:spacing w:after="0" w:lineRule="auto"/>
+              <w:rPr>
+                <w:sz w:val="18"/>
+                <w:szCs w:val="18"/>
+              </w:rPr>
+            </w:pPr>
+            <w:r>
+              <w:rPr>
+                <w:sz w:val="18"/>
+                <w:szCs w:val="18"/>
+                <w:rtl w:val="0"/>
+              </w:rPr>
+              <w:t xml:space="preserve">Garantiza la aptitud médica del buzo antes de la inmersión.</w:t>
             </w:r>
           </w:p>
         </w:tc>
@@ -4370,32 +4538,44 @@
           <w:p>
             <w:pPr>
               <w:spacing w:after="0" w:lineRule="auto"/>
-              <w:rPr/>
-            </w:pPr>
-            <w:r>
-              <w:rPr>
-                <w:rtl w:val="0"/>
-              </w:rPr>
-            </w:r>
-          </w:p>
-        </w:tc>
-        <w:tc>
-          <w:tcPr>
-            <w:tcMar>
-              <w:top w:w="100.0" w:type="dxa"/>
-              <w:bottom w:w="100.0" w:type="dxa"/>
-            </w:tcMar>
-            <w:vAlign w:val="center"/>
-          </w:tcPr>
-          <w:p>
-            <w:pPr>
-              <w:spacing w:after="0" w:lineRule="auto"/>
-              <w:rPr/>
-            </w:pPr>
-            <w:r>
-              <w:rPr>
-                <w:rtl w:val="0"/>
-              </w:rPr>
+              <w:rPr>
+                <w:sz w:val="18"/>
+                <w:szCs w:val="18"/>
+              </w:rPr>
+            </w:pPr>
+            <w:r>
+              <w:rPr>
+                <w:sz w:val="18"/>
+                <w:szCs w:val="18"/>
+                <w:rtl w:val="0"/>
+              </w:rPr>
+              <w:t xml:space="preserve">4. Resumen de la faena de buceo</w:t>
+            </w:r>
+          </w:p>
+        </w:tc>
+        <w:tc>
+          <w:tcPr>
+            <w:tcMar>
+              <w:top w:w="100.0" w:type="dxa"/>
+              <w:bottom w:w="100.0" w:type="dxa"/>
+            </w:tcMar>
+            <w:vAlign w:val="center"/>
+          </w:tcPr>
+          <w:p>
+            <w:pPr>
+              <w:spacing w:after="0" w:lineRule="auto"/>
+              <w:rPr>
+                <w:sz w:val="18"/>
+                <w:szCs w:val="18"/>
+              </w:rPr>
+            </w:pPr>
+            <w:r>
+              <w:rPr>
+                <w:sz w:val="18"/>
+                <w:szCs w:val="18"/>
+                <w:rtl w:val="0"/>
+              </w:rPr>
+              <w:t xml:space="preserve">Otorga una vista resumida sobre la faena de buceo que se está llevando a cabo o, por el contrario, que ya haya finalizado.</w:t>
             </w:r>
           </w:p>
         </w:tc>
@@ -4403,11 +4583,10 @@
     </w:tbl>
     <w:p>
       <w:pPr>
+        <w:pStyle w:val="Heading1"/>
+        <w:keepNext w:val="1"/>
         <w:rPr/>
       </w:pPr>
-      <w:r>
-        <w:br w:type="page"/>
-      </w:r>
       <w:r>
         <w:rPr>
           <w:rtl w:val="0"/>
@@ -4714,7 +4893,10 @@
             <w:pPr>
               <w:spacing w:after="0" w:lineRule="auto"/>
               <w:jc w:val="center"/>
-              <w:rPr/>
+              <w:rPr>
+                <w:sz w:val="18"/>
+                <w:szCs w:val="18"/>
+              </w:rPr>
             </w:pPr>
             <w:r>
               <w:rPr>
@@ -4746,52 +4928,70 @@
           <w:p>
             <w:pPr>
               <w:spacing w:after="0" w:lineRule="auto"/>
-              <w:rPr/>
-            </w:pPr>
-            <w:r>
-              <w:rPr>
-                <w:rtl w:val="0"/>
-              </w:rPr>
-            </w:r>
-          </w:p>
-        </w:tc>
-        <w:tc>
-          <w:tcPr>
-            <w:tcMar>
-              <w:top w:w="100.0" w:type="dxa"/>
-              <w:bottom w:w="100.0" w:type="dxa"/>
-            </w:tcMar>
-            <w:vAlign w:val="center"/>
-          </w:tcPr>
-          <w:p>
-            <w:pPr>
-              <w:spacing w:after="0" w:lineRule="auto"/>
-              <w:rPr/>
-            </w:pPr>
-            <w:r>
-              <w:rPr>
-                <w:rtl w:val="0"/>
-              </w:rPr>
-            </w:r>
-          </w:p>
-        </w:tc>
-        <w:tc>
-          <w:tcPr>
-            <w:tcMar>
-              <w:top w:w="100.0" w:type="dxa"/>
-              <w:bottom w:w="100.0" w:type="dxa"/>
-            </w:tcMar>
-            <w:vAlign w:val="center"/>
-          </w:tcPr>
-          <w:p>
-            <w:pPr>
-              <w:spacing w:after="0" w:lineRule="auto"/>
-              <w:rPr/>
-            </w:pPr>
-            <w:r>
-              <w:rPr>
-                <w:rtl w:val="0"/>
-              </w:rPr>
+              <w:rPr>
+                <w:sz w:val="18"/>
+                <w:szCs w:val="18"/>
+              </w:rPr>
+            </w:pPr>
+            <w:r>
+              <w:rPr>
+                <w:sz w:val="18"/>
+                <w:szCs w:val="18"/>
+                <w:rtl w:val="0"/>
+              </w:rPr>
+              <w:t xml:space="preserve">Administrador</w:t>
+            </w:r>
+          </w:p>
+        </w:tc>
+        <w:tc>
+          <w:tcPr>
+            <w:tcMar>
+              <w:top w:w="100.0" w:type="dxa"/>
+              <w:bottom w:w="100.0" w:type="dxa"/>
+            </w:tcMar>
+            <w:vAlign w:val="center"/>
+          </w:tcPr>
+          <w:p>
+            <w:pPr>
+              <w:spacing w:after="0" w:lineRule="auto"/>
+              <w:rPr>
+                <w:sz w:val="18"/>
+                <w:szCs w:val="18"/>
+              </w:rPr>
+            </w:pPr>
+            <w:r>
+              <w:rPr>
+                <w:sz w:val="18"/>
+                <w:szCs w:val="18"/>
+                <w:rtl w:val="0"/>
+              </w:rPr>
+              <w:t xml:space="preserve">Consultar el historial de faenas de buceo anteriores mediante filtrado</w:t>
+            </w:r>
+          </w:p>
+        </w:tc>
+        <w:tc>
+          <w:tcPr>
+            <w:tcMar>
+              <w:top w:w="100.0" w:type="dxa"/>
+              <w:bottom w:w="100.0" w:type="dxa"/>
+            </w:tcMar>
+            <w:vAlign w:val="center"/>
+          </w:tcPr>
+          <w:p>
+            <w:pPr>
+              <w:spacing w:after="0" w:lineRule="auto"/>
+              <w:rPr>
+                <w:sz w:val="18"/>
+                <w:szCs w:val="18"/>
+              </w:rPr>
+            </w:pPr>
+            <w:r>
+              <w:rPr>
+                <w:sz w:val="18"/>
+                <w:szCs w:val="18"/>
+                <w:rtl w:val="0"/>
+              </w:rPr>
+              <w:t xml:space="preserve">Revisar los expedientes pasados para asegurar el cumplimiento normativo.</w:t>
             </w:r>
           </w:p>
         </w:tc>
@@ -4813,7 +5013,10 @@
             <w:pPr>
               <w:spacing w:after="0" w:lineRule="auto"/>
               <w:jc w:val="center"/>
-              <w:rPr/>
+              <w:rPr>
+                <w:sz w:val="18"/>
+                <w:szCs w:val="18"/>
+              </w:rPr>
             </w:pPr>
             <w:r>
               <w:rPr>
@@ -4845,52 +5048,70 @@
           <w:p>
             <w:pPr>
               <w:spacing w:after="0" w:lineRule="auto"/>
-              <w:rPr/>
-            </w:pPr>
-            <w:r>
-              <w:rPr>
-                <w:rtl w:val="0"/>
-              </w:rPr>
-            </w:r>
-          </w:p>
-        </w:tc>
-        <w:tc>
-          <w:tcPr>
-            <w:tcMar>
-              <w:top w:w="100.0" w:type="dxa"/>
-              <w:bottom w:w="100.0" w:type="dxa"/>
-            </w:tcMar>
-            <w:vAlign w:val="center"/>
-          </w:tcPr>
-          <w:p>
-            <w:pPr>
-              <w:spacing w:after="0" w:lineRule="auto"/>
-              <w:rPr/>
-            </w:pPr>
-            <w:r>
-              <w:rPr>
-                <w:rtl w:val="0"/>
-              </w:rPr>
-            </w:r>
-          </w:p>
-        </w:tc>
-        <w:tc>
-          <w:tcPr>
-            <w:tcMar>
-              <w:top w:w="100.0" w:type="dxa"/>
-              <w:bottom w:w="100.0" w:type="dxa"/>
-            </w:tcMar>
-            <w:vAlign w:val="center"/>
-          </w:tcPr>
-          <w:p>
-            <w:pPr>
-              <w:spacing w:after="0" w:lineRule="auto"/>
-              <w:rPr/>
-            </w:pPr>
-            <w:r>
-              <w:rPr>
-                <w:rtl w:val="0"/>
-              </w:rPr>
+              <w:rPr>
+                <w:sz w:val="18"/>
+                <w:szCs w:val="18"/>
+              </w:rPr>
+            </w:pPr>
+            <w:r>
+              <w:rPr>
+                <w:sz w:val="18"/>
+                <w:szCs w:val="18"/>
+                <w:rtl w:val="0"/>
+              </w:rPr>
+              <w:t xml:space="preserve">Supervisor </w:t>
+            </w:r>
+          </w:p>
+        </w:tc>
+        <w:tc>
+          <w:tcPr>
+            <w:tcMar>
+              <w:top w:w="100.0" w:type="dxa"/>
+              <w:bottom w:w="100.0" w:type="dxa"/>
+            </w:tcMar>
+            <w:vAlign w:val="center"/>
+          </w:tcPr>
+          <w:p>
+            <w:pPr>
+              <w:spacing w:after="0" w:lineRule="auto"/>
+              <w:rPr>
+                <w:sz w:val="18"/>
+                <w:szCs w:val="18"/>
+              </w:rPr>
+            </w:pPr>
+            <w:r>
+              <w:rPr>
+                <w:sz w:val="18"/>
+                <w:szCs w:val="18"/>
+                <w:rtl w:val="0"/>
+              </w:rPr>
+              <w:t xml:space="preserve">Marcar digitalmente el cumplimiento de cada equipo e ingresar notas adicionales si hay fallas.</w:t>
+            </w:r>
+          </w:p>
+        </w:tc>
+        <w:tc>
+          <w:tcPr>
+            <w:tcMar>
+              <w:top w:w="100.0" w:type="dxa"/>
+              <w:bottom w:w="100.0" w:type="dxa"/>
+            </w:tcMar>
+            <w:vAlign w:val="center"/>
+          </w:tcPr>
+          <w:p>
+            <w:pPr>
+              <w:spacing w:after="0" w:lineRule="auto"/>
+              <w:rPr>
+                <w:sz w:val="18"/>
+                <w:szCs w:val="18"/>
+              </w:rPr>
+            </w:pPr>
+            <w:r>
+              <w:rPr>
+                <w:sz w:val="18"/>
+                <w:szCs w:val="18"/>
+                <w:rtl w:val="0"/>
+              </w:rPr>
+              <w:t xml:space="preserve">Asegurar la revisión completa del equipo técnico en la embarcación sin usar formularios en papel. </w:t>
             </w:r>
           </w:p>
         </w:tc>
@@ -4912,7 +5133,10 @@
             <w:pPr>
               <w:spacing w:after="0" w:lineRule="auto"/>
               <w:jc w:val="center"/>
-              <w:rPr/>
+              <w:rPr>
+                <w:sz w:val="18"/>
+                <w:szCs w:val="18"/>
+              </w:rPr>
             </w:pPr>
             <w:r>
               <w:rPr>
@@ -4944,52 +5168,70 @@
           <w:p>
             <w:pPr>
               <w:spacing w:after="0" w:lineRule="auto"/>
-              <w:rPr/>
-            </w:pPr>
-            <w:r>
-              <w:rPr>
-                <w:rtl w:val="0"/>
-              </w:rPr>
-            </w:r>
-          </w:p>
-        </w:tc>
-        <w:tc>
-          <w:tcPr>
-            <w:tcMar>
-              <w:top w:w="100.0" w:type="dxa"/>
-              <w:bottom w:w="100.0" w:type="dxa"/>
-            </w:tcMar>
-            <w:vAlign w:val="center"/>
-          </w:tcPr>
-          <w:p>
-            <w:pPr>
-              <w:spacing w:after="0" w:lineRule="auto"/>
-              <w:rPr/>
-            </w:pPr>
-            <w:r>
-              <w:rPr>
-                <w:rtl w:val="0"/>
-              </w:rPr>
-            </w:r>
-          </w:p>
-        </w:tc>
-        <w:tc>
-          <w:tcPr>
-            <w:tcMar>
-              <w:top w:w="100.0" w:type="dxa"/>
-              <w:bottom w:w="100.0" w:type="dxa"/>
-            </w:tcMar>
-            <w:vAlign w:val="center"/>
-          </w:tcPr>
-          <w:p>
-            <w:pPr>
-              <w:spacing w:after="0" w:lineRule="auto"/>
-              <w:rPr/>
-            </w:pPr>
-            <w:r>
-              <w:rPr>
-                <w:rtl w:val="0"/>
-              </w:rPr>
+              <w:rPr>
+                <w:sz w:val="18"/>
+                <w:szCs w:val="18"/>
+              </w:rPr>
+            </w:pPr>
+            <w:r>
+              <w:rPr>
+                <w:sz w:val="18"/>
+                <w:szCs w:val="18"/>
+                <w:rtl w:val="0"/>
+              </w:rPr>
+              <w:t xml:space="preserve">Supervisor</w:t>
+            </w:r>
+          </w:p>
+        </w:tc>
+        <w:tc>
+          <w:tcPr>
+            <w:tcMar>
+              <w:top w:w="100.0" w:type="dxa"/>
+              <w:bottom w:w="100.0" w:type="dxa"/>
+            </w:tcMar>
+            <w:vAlign w:val="center"/>
+          </w:tcPr>
+          <w:p>
+            <w:pPr>
+              <w:spacing w:after="0" w:lineRule="auto"/>
+              <w:rPr>
+                <w:sz w:val="18"/>
+                <w:szCs w:val="18"/>
+              </w:rPr>
+            </w:pPr>
+            <w:r>
+              <w:rPr>
+                <w:sz w:val="18"/>
+                <w:szCs w:val="18"/>
+                <w:rtl w:val="0"/>
+              </w:rPr>
+              <w:t xml:space="preserve">Registrar la encuesta de salud del buzo y la tipología de tareas AST del día.</w:t>
+            </w:r>
+          </w:p>
+        </w:tc>
+        <w:tc>
+          <w:tcPr>
+            <w:tcMar>
+              <w:top w:w="100.0" w:type="dxa"/>
+              <w:bottom w:w="100.0" w:type="dxa"/>
+            </w:tcMar>
+            <w:vAlign w:val="center"/>
+          </w:tcPr>
+          <w:p>
+            <w:pPr>
+              <w:spacing w:after="0" w:lineRule="auto"/>
+              <w:rPr>
+                <w:sz w:val="18"/>
+                <w:szCs w:val="18"/>
+              </w:rPr>
+            </w:pPr>
+            <w:r>
+              <w:rPr>
+                <w:sz w:val="18"/>
+                <w:szCs w:val="18"/>
+                <w:rtl w:val="0"/>
+              </w:rPr>
+              <w:t xml:space="preserve">Validar tanto las condiciones físicas del buzo como los riesgos operacionales de la faena antes de la inmersión.</w:t>
             </w:r>
           </w:p>
         </w:tc>
@@ -5011,7 +5253,10 @@
             <w:pPr>
               <w:spacing w:after="0" w:lineRule="auto"/>
               <w:jc w:val="center"/>
-              <w:rPr/>
+              <w:rPr>
+                <w:sz w:val="18"/>
+                <w:szCs w:val="18"/>
+              </w:rPr>
             </w:pPr>
             <w:r>
               <w:rPr>
@@ -5043,52 +5288,70 @@
           <w:p>
             <w:pPr>
               <w:spacing w:after="0" w:lineRule="auto"/>
-              <w:rPr/>
-            </w:pPr>
-            <w:r>
-              <w:rPr>
-                <w:rtl w:val="0"/>
-              </w:rPr>
-            </w:r>
-          </w:p>
-        </w:tc>
-        <w:tc>
-          <w:tcPr>
-            <w:tcMar>
-              <w:top w:w="100.0" w:type="dxa"/>
-              <w:bottom w:w="100.0" w:type="dxa"/>
-            </w:tcMar>
-            <w:vAlign w:val="center"/>
-          </w:tcPr>
-          <w:p>
-            <w:pPr>
-              <w:spacing w:after="0" w:lineRule="auto"/>
-              <w:rPr/>
-            </w:pPr>
-            <w:r>
-              <w:rPr>
-                <w:rtl w:val="0"/>
-              </w:rPr>
-            </w:r>
-          </w:p>
-        </w:tc>
-        <w:tc>
-          <w:tcPr>
-            <w:tcMar>
-              <w:top w:w="100.0" w:type="dxa"/>
-              <w:bottom w:w="100.0" w:type="dxa"/>
-            </w:tcMar>
-            <w:vAlign w:val="center"/>
-          </w:tcPr>
-          <w:p>
-            <w:pPr>
-              <w:spacing w:after="0" w:lineRule="auto"/>
-              <w:rPr/>
-            </w:pPr>
-            <w:r>
-              <w:rPr>
-                <w:rtl w:val="0"/>
-              </w:rPr>
+              <w:rPr>
+                <w:sz w:val="18"/>
+                <w:szCs w:val="18"/>
+              </w:rPr>
+            </w:pPr>
+            <w:r>
+              <w:rPr>
+                <w:sz w:val="18"/>
+                <w:szCs w:val="18"/>
+                <w:rtl w:val="0"/>
+              </w:rPr>
+              <w:t xml:space="preserve">Supervisor</w:t>
+            </w:r>
+          </w:p>
+        </w:tc>
+        <w:tc>
+          <w:tcPr>
+            <w:tcMar>
+              <w:top w:w="100.0" w:type="dxa"/>
+              <w:bottom w:w="100.0" w:type="dxa"/>
+            </w:tcMar>
+            <w:vAlign w:val="center"/>
+          </w:tcPr>
+          <w:p>
+            <w:pPr>
+              <w:spacing w:after="0" w:lineRule="auto"/>
+              <w:rPr>
+                <w:sz w:val="18"/>
+                <w:szCs w:val="18"/>
+              </w:rPr>
+            </w:pPr>
+            <w:r>
+              <w:rPr>
+                <w:sz w:val="18"/>
+                <w:szCs w:val="18"/>
+                <w:rtl w:val="0"/>
+              </w:rPr>
+              <w:t xml:space="preserve">Tomar fotos de los equipos que presenten problemas desde la aplicación, </w:t>
+            </w:r>
+          </w:p>
+        </w:tc>
+        <w:tc>
+          <w:tcPr>
+            <w:tcMar>
+              <w:top w:w="100.0" w:type="dxa"/>
+              <w:bottom w:w="100.0" w:type="dxa"/>
+            </w:tcMar>
+            <w:vAlign w:val="center"/>
+          </w:tcPr>
+          <w:p>
+            <w:pPr>
+              <w:spacing w:after="0" w:lineRule="auto"/>
+              <w:rPr>
+                <w:sz w:val="18"/>
+                <w:szCs w:val="18"/>
+              </w:rPr>
+            </w:pPr>
+            <w:r>
+              <w:rPr>
+                <w:sz w:val="18"/>
+                <w:szCs w:val="18"/>
+                <w:rtl w:val="0"/>
+              </w:rPr>
+              <w:t xml:space="preserve">Respaldar visualmente las fallas o inconsistencias detectadas en terreno. </w:t>
             </w:r>
           </w:p>
         </w:tc>
@@ -5110,7 +5373,10 @@
             <w:pPr>
               <w:spacing w:after="0" w:lineRule="auto"/>
               <w:jc w:val="center"/>
-              <w:rPr/>
+              <w:rPr>
+                <w:sz w:val="18"/>
+                <w:szCs w:val="18"/>
+              </w:rPr>
             </w:pPr>
             <w:r>
               <w:rPr>
@@ -5142,52 +5408,70 @@
           <w:p>
             <w:pPr>
               <w:spacing w:after="0" w:lineRule="auto"/>
-              <w:rPr/>
-            </w:pPr>
-            <w:r>
-              <w:rPr>
-                <w:rtl w:val="0"/>
-              </w:rPr>
-            </w:r>
-          </w:p>
-        </w:tc>
-        <w:tc>
-          <w:tcPr>
-            <w:tcMar>
-              <w:top w:w="100.0" w:type="dxa"/>
-              <w:bottom w:w="100.0" w:type="dxa"/>
-            </w:tcMar>
-            <w:vAlign w:val="center"/>
-          </w:tcPr>
-          <w:p>
-            <w:pPr>
-              <w:spacing w:after="0" w:lineRule="auto"/>
-              <w:rPr/>
-            </w:pPr>
-            <w:r>
-              <w:rPr>
-                <w:rtl w:val="0"/>
-              </w:rPr>
-            </w:r>
-          </w:p>
-        </w:tc>
-        <w:tc>
-          <w:tcPr>
-            <w:tcMar>
-              <w:top w:w="100.0" w:type="dxa"/>
-              <w:bottom w:w="100.0" w:type="dxa"/>
-            </w:tcMar>
-            <w:vAlign w:val="center"/>
-          </w:tcPr>
-          <w:p>
-            <w:pPr>
-              <w:spacing w:after="0" w:lineRule="auto"/>
-              <w:rPr/>
-            </w:pPr>
-            <w:r>
-              <w:rPr>
-                <w:rtl w:val="0"/>
-              </w:rPr>
+              <w:rPr>
+                <w:sz w:val="18"/>
+                <w:szCs w:val="18"/>
+              </w:rPr>
+            </w:pPr>
+            <w:r>
+              <w:rPr>
+                <w:sz w:val="18"/>
+                <w:szCs w:val="18"/>
+                <w:rtl w:val="0"/>
+              </w:rPr>
+              <w:t xml:space="preserve">Administrador</w:t>
+            </w:r>
+          </w:p>
+        </w:tc>
+        <w:tc>
+          <w:tcPr>
+            <w:tcMar>
+              <w:top w:w="100.0" w:type="dxa"/>
+              <w:bottom w:w="100.0" w:type="dxa"/>
+            </w:tcMar>
+            <w:vAlign w:val="center"/>
+          </w:tcPr>
+          <w:p>
+            <w:pPr>
+              <w:spacing w:after="0" w:lineRule="auto"/>
+              <w:rPr>
+                <w:sz w:val="18"/>
+                <w:szCs w:val="18"/>
+              </w:rPr>
+            </w:pPr>
+            <w:r>
+              <w:rPr>
+                <w:sz w:val="18"/>
+                <w:szCs w:val="18"/>
+                <w:rtl w:val="0"/>
+              </w:rPr>
+              <w:t xml:space="preserve">Revisar la información y evidencias registradas para autorizar o rechazar la faena </w:t>
+            </w:r>
+          </w:p>
+        </w:tc>
+        <w:tc>
+          <w:tcPr>
+            <w:tcMar>
+              <w:top w:w="100.0" w:type="dxa"/>
+              <w:bottom w:w="100.0" w:type="dxa"/>
+            </w:tcMar>
+            <w:vAlign w:val="center"/>
+          </w:tcPr>
+          <w:p>
+            <w:pPr>
+              <w:spacing w:after="0" w:lineRule="auto"/>
+              <w:rPr>
+                <w:sz w:val="18"/>
+                <w:szCs w:val="18"/>
+              </w:rPr>
+            </w:pPr>
+            <w:r>
+              <w:rPr>
+                <w:sz w:val="18"/>
+                <w:szCs w:val="18"/>
+                <w:rtl w:val="0"/>
+              </w:rPr>
+              <w:t xml:space="preserve">Validar formalmente que se cumplen las condiciones de seguridad antes de autorizar el ingreso del buzo al agua. </w:t>
             </w:r>
           </w:p>
         </w:tc>
@@ -5374,52 +5658,70 @@
           <w:p>
             <w:pPr>
               <w:spacing w:after="0" w:lineRule="auto"/>
-              <w:rPr/>
-            </w:pPr>
-            <w:r>
-              <w:rPr>
-                <w:rtl w:val="0"/>
-              </w:rPr>
-            </w:r>
-          </w:p>
-        </w:tc>
-        <w:tc>
-          <w:tcPr>
-            <w:tcMar>
-              <w:top w:w="100.0" w:type="dxa"/>
-              <w:bottom w:w="100.0" w:type="dxa"/>
-            </w:tcMar>
-            <w:vAlign w:val="center"/>
-          </w:tcPr>
-          <w:p>
-            <w:pPr>
-              <w:spacing w:after="0" w:lineRule="auto"/>
-              <w:rPr/>
-            </w:pPr>
-            <w:r>
-              <w:rPr>
-                <w:rtl w:val="0"/>
-              </w:rPr>
-            </w:r>
-          </w:p>
-        </w:tc>
-        <w:tc>
-          <w:tcPr>
-            <w:tcMar>
-              <w:top w:w="100.0" w:type="dxa"/>
-              <w:bottom w:w="100.0" w:type="dxa"/>
-            </w:tcMar>
-            <w:vAlign w:val="center"/>
-          </w:tcPr>
-          <w:p>
-            <w:pPr>
-              <w:spacing w:after="0" w:lineRule="auto"/>
-              <w:rPr/>
-            </w:pPr>
-            <w:r>
-              <w:rPr>
-                <w:rtl w:val="0"/>
-              </w:rPr>
+              <w:rPr>
+                <w:sz w:val="18"/>
+                <w:szCs w:val="18"/>
+              </w:rPr>
+            </w:pPr>
+            <w:r>
+              <w:rPr>
+                <w:sz w:val="18"/>
+                <w:szCs w:val="18"/>
+                <w:rtl w:val="0"/>
+              </w:rPr>
+              <w:t xml:space="preserve">Login / Selección de Rol </w:t>
+            </w:r>
+          </w:p>
+        </w:tc>
+        <w:tc>
+          <w:tcPr>
+            <w:tcMar>
+              <w:top w:w="100.0" w:type="dxa"/>
+              <w:bottom w:w="100.0" w:type="dxa"/>
+            </w:tcMar>
+            <w:vAlign w:val="center"/>
+          </w:tcPr>
+          <w:p>
+            <w:pPr>
+              <w:spacing w:after="0" w:lineRule="auto"/>
+              <w:rPr>
+                <w:sz w:val="18"/>
+                <w:szCs w:val="18"/>
+              </w:rPr>
+            </w:pPr>
+            <w:r>
+              <w:rPr>
+                <w:sz w:val="18"/>
+                <w:szCs w:val="18"/>
+                <w:rtl w:val="0"/>
+              </w:rPr>
+              <w:t xml:space="preserve">Autenticar al usuario e ingresar según el perfil operativo. </w:t>
+            </w:r>
+          </w:p>
+        </w:tc>
+        <w:tc>
+          <w:tcPr>
+            <w:tcMar>
+              <w:top w:w="100.0" w:type="dxa"/>
+              <w:bottom w:w="100.0" w:type="dxa"/>
+            </w:tcMar>
+            <w:vAlign w:val="center"/>
+          </w:tcPr>
+          <w:p>
+            <w:pPr>
+              <w:spacing w:after="0" w:lineRule="auto"/>
+              <w:rPr>
+                <w:sz w:val="18"/>
+                <w:szCs w:val="18"/>
+              </w:rPr>
+            </w:pPr>
+            <w:r>
+              <w:rPr>
+                <w:sz w:val="18"/>
+                <w:szCs w:val="18"/>
+                <w:rtl w:val="0"/>
+              </w:rPr>
+              <w:t xml:space="preserve">Selección de usuario (Administrador / Supervisor) e ingreso al sistema.</w:t>
             </w:r>
           </w:p>
         </w:tc>
@@ -5440,52 +5742,70 @@
           <w:p>
             <w:pPr>
               <w:spacing w:after="0" w:lineRule="auto"/>
-              <w:rPr/>
-            </w:pPr>
-            <w:r>
-              <w:rPr>
-                <w:rtl w:val="0"/>
-              </w:rPr>
-            </w:r>
-          </w:p>
-        </w:tc>
-        <w:tc>
-          <w:tcPr>
-            <w:tcMar>
-              <w:top w:w="100.0" w:type="dxa"/>
-              <w:bottom w:w="100.0" w:type="dxa"/>
-            </w:tcMar>
-            <w:vAlign w:val="center"/>
-          </w:tcPr>
-          <w:p>
-            <w:pPr>
-              <w:spacing w:after="0" w:lineRule="auto"/>
-              <w:rPr/>
-            </w:pPr>
-            <w:r>
-              <w:rPr>
-                <w:rtl w:val="0"/>
-              </w:rPr>
-            </w:r>
-          </w:p>
-        </w:tc>
-        <w:tc>
-          <w:tcPr>
-            <w:tcMar>
-              <w:top w:w="100.0" w:type="dxa"/>
-              <w:bottom w:w="100.0" w:type="dxa"/>
-            </w:tcMar>
-            <w:vAlign w:val="center"/>
-          </w:tcPr>
-          <w:p>
-            <w:pPr>
-              <w:spacing w:after="0" w:lineRule="auto"/>
-              <w:rPr/>
-            </w:pPr>
-            <w:r>
-              <w:rPr>
-                <w:rtl w:val="0"/>
-              </w:rPr>
+              <w:rPr>
+                <w:sz w:val="18"/>
+                <w:szCs w:val="18"/>
+              </w:rPr>
+            </w:pPr>
+            <w:r>
+              <w:rPr>
+                <w:sz w:val="18"/>
+                <w:szCs w:val="18"/>
+                <w:rtl w:val="0"/>
+              </w:rPr>
+              <w:t xml:space="preserve">Inicio / Dashboard </w:t>
+            </w:r>
+          </w:p>
+        </w:tc>
+        <w:tc>
+          <w:tcPr>
+            <w:tcMar>
+              <w:top w:w="100.0" w:type="dxa"/>
+              <w:bottom w:w="100.0" w:type="dxa"/>
+            </w:tcMar>
+            <w:vAlign w:val="center"/>
+          </w:tcPr>
+          <w:p>
+            <w:pPr>
+              <w:spacing w:after="0" w:lineRule="auto"/>
+              <w:rPr>
+                <w:sz w:val="18"/>
+                <w:szCs w:val="18"/>
+              </w:rPr>
+            </w:pPr>
+            <w:r>
+              <w:rPr>
+                <w:sz w:val="18"/>
+                <w:szCs w:val="18"/>
+                <w:rtl w:val="0"/>
+              </w:rPr>
+              <w:t xml:space="preserve">Dar acceso principal a las funciones del MVP. </w:t>
+            </w:r>
+          </w:p>
+        </w:tc>
+        <w:tc>
+          <w:tcPr>
+            <w:tcMar>
+              <w:top w:w="100.0" w:type="dxa"/>
+              <w:bottom w:w="100.0" w:type="dxa"/>
+            </w:tcMar>
+            <w:vAlign w:val="center"/>
+          </w:tcPr>
+          <w:p>
+            <w:pPr>
+              <w:spacing w:after="0" w:lineRule="auto"/>
+              <w:rPr>
+                <w:sz w:val="18"/>
+                <w:szCs w:val="18"/>
+              </w:rPr>
+            </w:pPr>
+            <w:r>
+              <w:rPr>
+                <w:sz w:val="18"/>
+                <w:szCs w:val="18"/>
+                <w:rtl w:val="0"/>
+              </w:rPr>
+              <w:t xml:space="preserve">Botón para nueva revisión, resumen del último registro y acceso al historial. </w:t>
             </w:r>
           </w:p>
         </w:tc>
@@ -5506,52 +5826,70 @@
           <w:p>
             <w:pPr>
               <w:spacing w:after="0" w:lineRule="auto"/>
-              <w:rPr/>
-            </w:pPr>
-            <w:r>
-              <w:rPr>
-                <w:rtl w:val="0"/>
-              </w:rPr>
-            </w:r>
-          </w:p>
-        </w:tc>
-        <w:tc>
-          <w:tcPr>
-            <w:tcMar>
-              <w:top w:w="100.0" w:type="dxa"/>
-              <w:bottom w:w="100.0" w:type="dxa"/>
-            </w:tcMar>
-            <w:vAlign w:val="center"/>
-          </w:tcPr>
-          <w:p>
-            <w:pPr>
-              <w:spacing w:after="0" w:lineRule="auto"/>
-              <w:rPr/>
-            </w:pPr>
-            <w:r>
-              <w:rPr>
-                <w:rtl w:val="0"/>
-              </w:rPr>
-            </w:r>
-          </w:p>
-        </w:tc>
-        <w:tc>
-          <w:tcPr>
-            <w:tcMar>
-              <w:top w:w="100.0" w:type="dxa"/>
-              <w:bottom w:w="100.0" w:type="dxa"/>
-            </w:tcMar>
-            <w:vAlign w:val="center"/>
-          </w:tcPr>
-          <w:p>
-            <w:pPr>
-              <w:spacing w:after="0" w:lineRule="auto"/>
-              <w:rPr/>
-            </w:pPr>
-            <w:r>
-              <w:rPr>
-                <w:rtl w:val="0"/>
-              </w:rPr>
+              <w:rPr>
+                <w:sz w:val="18"/>
+                <w:szCs w:val="18"/>
+              </w:rPr>
+            </w:pPr>
+            <w:r>
+              <w:rPr>
+                <w:sz w:val="18"/>
+                <w:szCs w:val="18"/>
+                <w:rtl w:val="0"/>
+              </w:rPr>
+              <w:t xml:space="preserve">Apertura de faena</w:t>
+            </w:r>
+          </w:p>
+        </w:tc>
+        <w:tc>
+          <w:tcPr>
+            <w:tcMar>
+              <w:top w:w="100.0" w:type="dxa"/>
+              <w:bottom w:w="100.0" w:type="dxa"/>
+            </w:tcMar>
+            <w:vAlign w:val="center"/>
+          </w:tcPr>
+          <w:p>
+            <w:pPr>
+              <w:spacing w:after="0" w:lineRule="auto"/>
+              <w:rPr>
+                <w:sz w:val="18"/>
+                <w:szCs w:val="18"/>
+              </w:rPr>
+            </w:pPr>
+            <w:r>
+              <w:rPr>
+                <w:sz w:val="18"/>
+                <w:szCs w:val="18"/>
+                <w:rtl w:val="0"/>
+              </w:rPr>
+              <w:t xml:space="preserve">Registrar datos generales de la operación.</w:t>
+            </w:r>
+          </w:p>
+        </w:tc>
+        <w:tc>
+          <w:tcPr>
+            <w:tcMar>
+              <w:top w:w="100.0" w:type="dxa"/>
+              <w:bottom w:w="100.0" w:type="dxa"/>
+            </w:tcMar>
+            <w:vAlign w:val="center"/>
+          </w:tcPr>
+          <w:p>
+            <w:pPr>
+              <w:spacing w:after="0" w:lineRule="auto"/>
+              <w:rPr>
+                <w:sz w:val="18"/>
+                <w:szCs w:val="18"/>
+              </w:rPr>
+            </w:pPr>
+            <w:r>
+              <w:rPr>
+                <w:sz w:val="18"/>
+                <w:szCs w:val="18"/>
+                <w:rtl w:val="0"/>
+              </w:rPr>
+              <w:t xml:space="preserve">Selección de centro de cultivo, fecha, hora, buzo y supervisor asignado </w:t>
             </w:r>
           </w:p>
         </w:tc>
@@ -5572,52 +5910,70 @@
           <w:p>
             <w:pPr>
               <w:spacing w:after="0" w:lineRule="auto"/>
-              <w:rPr/>
-            </w:pPr>
-            <w:r>
-              <w:rPr>
-                <w:rtl w:val="0"/>
-              </w:rPr>
-            </w:r>
-          </w:p>
-        </w:tc>
-        <w:tc>
-          <w:tcPr>
-            <w:tcMar>
-              <w:top w:w="100.0" w:type="dxa"/>
-              <w:bottom w:w="100.0" w:type="dxa"/>
-            </w:tcMar>
-            <w:vAlign w:val="center"/>
-          </w:tcPr>
-          <w:p>
-            <w:pPr>
-              <w:spacing w:after="0" w:lineRule="auto"/>
-              <w:rPr/>
-            </w:pPr>
-            <w:r>
-              <w:rPr>
-                <w:rtl w:val="0"/>
-              </w:rPr>
-            </w:r>
-          </w:p>
-        </w:tc>
-        <w:tc>
-          <w:tcPr>
-            <w:tcMar>
-              <w:top w:w="100.0" w:type="dxa"/>
-              <w:bottom w:w="100.0" w:type="dxa"/>
-            </w:tcMar>
-            <w:vAlign w:val="center"/>
-          </w:tcPr>
-          <w:p>
-            <w:pPr>
-              <w:spacing w:after="0" w:lineRule="auto"/>
-              <w:rPr/>
-            </w:pPr>
-            <w:r>
-              <w:rPr>
-                <w:rtl w:val="0"/>
-              </w:rPr>
+              <w:rPr>
+                <w:sz w:val="18"/>
+                <w:szCs w:val="18"/>
+              </w:rPr>
+            </w:pPr>
+            <w:r>
+              <w:rPr>
+                <w:sz w:val="18"/>
+                <w:szCs w:val="18"/>
+                <w:rtl w:val="0"/>
+              </w:rPr>
+              <w:t xml:space="preserve">Checklist de Equipamiento</w:t>
+            </w:r>
+          </w:p>
+        </w:tc>
+        <w:tc>
+          <w:tcPr>
+            <w:tcMar>
+              <w:top w:w="100.0" w:type="dxa"/>
+              <w:bottom w:w="100.0" w:type="dxa"/>
+            </w:tcMar>
+            <w:vAlign w:val="center"/>
+          </w:tcPr>
+          <w:p>
+            <w:pPr>
+              <w:spacing w:after="0" w:lineRule="auto"/>
+              <w:rPr>
+                <w:sz w:val="18"/>
+                <w:szCs w:val="18"/>
+              </w:rPr>
+            </w:pPr>
+            <w:r>
+              <w:rPr>
+                <w:sz w:val="18"/>
+                <w:szCs w:val="18"/>
+                <w:rtl w:val="0"/>
+              </w:rPr>
+              <w:t xml:space="preserve">Marcar el estado de los equipos en la lancha. </w:t>
+            </w:r>
+          </w:p>
+        </w:tc>
+        <w:tc>
+          <w:tcPr>
+            <w:tcMar>
+              <w:top w:w="100.0" w:type="dxa"/>
+              <w:bottom w:w="100.0" w:type="dxa"/>
+            </w:tcMar>
+            <w:vAlign w:val="center"/>
+          </w:tcPr>
+          <w:p>
+            <w:pPr>
+              <w:spacing w:after="0" w:lineRule="auto"/>
+              <w:rPr>
+                <w:sz w:val="18"/>
+                <w:szCs w:val="18"/>
+              </w:rPr>
+            </w:pPr>
+            <w:r>
+              <w:rPr>
+                <w:sz w:val="18"/>
+                <w:szCs w:val="18"/>
+                <w:rtl w:val="0"/>
+              </w:rPr>
+              <w:t xml:space="preserve">Marcar Cumple/No Cumple, notas obligatorias para observaciones y toma de fotos. </w:t>
             </w:r>
           </w:p>
         </w:tc>
@@ -5638,52 +5994,70 @@
           <w:p>
             <w:pPr>
               <w:spacing w:after="0" w:lineRule="auto"/>
-              <w:rPr/>
-            </w:pPr>
-            <w:r>
-              <w:rPr>
-                <w:rtl w:val="0"/>
-              </w:rPr>
-            </w:r>
-          </w:p>
-        </w:tc>
-        <w:tc>
-          <w:tcPr>
-            <w:tcMar>
-              <w:top w:w="100.0" w:type="dxa"/>
-              <w:bottom w:w="100.0" w:type="dxa"/>
-            </w:tcMar>
-            <w:vAlign w:val="center"/>
-          </w:tcPr>
-          <w:p>
-            <w:pPr>
-              <w:spacing w:after="0" w:lineRule="auto"/>
-              <w:rPr/>
-            </w:pPr>
-            <w:r>
-              <w:rPr>
-                <w:rtl w:val="0"/>
-              </w:rPr>
-            </w:r>
-          </w:p>
-        </w:tc>
-        <w:tc>
-          <w:tcPr>
-            <w:tcMar>
-              <w:top w:w="100.0" w:type="dxa"/>
-              <w:bottom w:w="100.0" w:type="dxa"/>
-            </w:tcMar>
-            <w:vAlign w:val="center"/>
-          </w:tcPr>
-          <w:p>
-            <w:pPr>
-              <w:spacing w:after="0" w:lineRule="auto"/>
-              <w:rPr/>
-            </w:pPr>
-            <w:r>
-              <w:rPr>
-                <w:rtl w:val="0"/>
-              </w:rPr>
+              <w:rPr>
+                <w:sz w:val="18"/>
+                <w:szCs w:val="18"/>
+              </w:rPr>
+            </w:pPr>
+            <w:r>
+              <w:rPr>
+                <w:sz w:val="18"/>
+                <w:szCs w:val="18"/>
+                <w:rtl w:val="0"/>
+              </w:rPr>
+              <w:t xml:space="preserve">Formulario AST</w:t>
+            </w:r>
+          </w:p>
+        </w:tc>
+        <w:tc>
+          <w:tcPr>
+            <w:tcMar>
+              <w:top w:w="100.0" w:type="dxa"/>
+              <w:bottom w:w="100.0" w:type="dxa"/>
+            </w:tcMar>
+            <w:vAlign w:val="center"/>
+          </w:tcPr>
+          <w:p>
+            <w:pPr>
+              <w:spacing w:after="0" w:lineRule="auto"/>
+              <w:rPr>
+                <w:sz w:val="18"/>
+                <w:szCs w:val="18"/>
+              </w:rPr>
+            </w:pPr>
+            <w:r>
+              <w:rPr>
+                <w:sz w:val="18"/>
+                <w:szCs w:val="18"/>
+                <w:rtl w:val="0"/>
+              </w:rPr>
+              <w:t xml:space="preserve">Registrar la planificación preventiva crítica.</w:t>
+            </w:r>
+          </w:p>
+        </w:tc>
+        <w:tc>
+          <w:tcPr>
+            <w:tcMar>
+              <w:top w:w="100.0" w:type="dxa"/>
+              <w:bottom w:w="100.0" w:type="dxa"/>
+            </w:tcMar>
+            <w:vAlign w:val="center"/>
+          </w:tcPr>
+          <w:p>
+            <w:pPr>
+              <w:spacing w:after="0" w:lineRule="auto"/>
+              <w:rPr>
+                <w:sz w:val="18"/>
+                <w:szCs w:val="18"/>
+              </w:rPr>
+            </w:pPr>
+            <w:r>
+              <w:rPr>
+                <w:sz w:val="18"/>
+                <w:szCs w:val="18"/>
+                <w:rtl w:val="0"/>
+              </w:rPr>
+              <w:t xml:space="preserve">Chequeo inicial (preguntas Sí/No), pasos de la tarea, identificación de peligros y controles.</w:t>
             </w:r>
           </w:p>
         </w:tc>
@@ -5704,52 +6078,70 @@
           <w:p>
             <w:pPr>
               <w:spacing w:after="0" w:lineRule="auto"/>
-              <w:rPr/>
-            </w:pPr>
-            <w:r>
-              <w:rPr>
-                <w:rtl w:val="0"/>
-              </w:rPr>
-            </w:r>
-          </w:p>
-        </w:tc>
-        <w:tc>
-          <w:tcPr>
-            <w:tcMar>
-              <w:top w:w="100.0" w:type="dxa"/>
-              <w:bottom w:w="100.0" w:type="dxa"/>
-            </w:tcMar>
-            <w:vAlign w:val="center"/>
-          </w:tcPr>
-          <w:p>
-            <w:pPr>
-              <w:spacing w:after="0" w:lineRule="auto"/>
-              <w:rPr/>
-            </w:pPr>
-            <w:r>
-              <w:rPr>
-                <w:rtl w:val="0"/>
-              </w:rPr>
-            </w:r>
-          </w:p>
-        </w:tc>
-        <w:tc>
-          <w:tcPr>
-            <w:tcMar>
-              <w:top w:w="100.0" w:type="dxa"/>
-              <w:bottom w:w="100.0" w:type="dxa"/>
-            </w:tcMar>
-            <w:vAlign w:val="center"/>
-          </w:tcPr>
-          <w:p>
-            <w:pPr>
-              <w:spacing w:after="0" w:lineRule="auto"/>
-              <w:rPr/>
-            </w:pPr>
-            <w:r>
-              <w:rPr>
-                <w:rtl w:val="0"/>
-              </w:rPr>
+              <w:rPr>
+                <w:sz w:val="18"/>
+                <w:szCs w:val="18"/>
+              </w:rPr>
+            </w:pPr>
+            <w:r>
+              <w:rPr>
+                <w:sz w:val="18"/>
+                <w:szCs w:val="18"/>
+                <w:rtl w:val="0"/>
+              </w:rPr>
+              <w:t xml:space="preserve">Inspección Visual y Evidencias </w:t>
+            </w:r>
+          </w:p>
+        </w:tc>
+        <w:tc>
+          <w:tcPr>
+            <w:tcMar>
+              <w:top w:w="100.0" w:type="dxa"/>
+              <w:bottom w:w="100.0" w:type="dxa"/>
+            </w:tcMar>
+            <w:vAlign w:val="center"/>
+          </w:tcPr>
+          <w:p>
+            <w:pPr>
+              <w:spacing w:after="0" w:lineRule="auto"/>
+              <w:rPr>
+                <w:sz w:val="18"/>
+                <w:szCs w:val="18"/>
+              </w:rPr>
+            </w:pPr>
+            <w:r>
+              <w:rPr>
+                <w:sz w:val="18"/>
+                <w:szCs w:val="18"/>
+                <w:rtl w:val="0"/>
+              </w:rPr>
+              <w:t xml:space="preserve">Respaldar fotográficamente las condiciones.</w:t>
+            </w:r>
+          </w:p>
+        </w:tc>
+        <w:tc>
+          <w:tcPr>
+            <w:tcMar>
+              <w:top w:w="100.0" w:type="dxa"/>
+              <w:bottom w:w="100.0" w:type="dxa"/>
+            </w:tcMar>
+            <w:vAlign w:val="center"/>
+          </w:tcPr>
+          <w:p>
+            <w:pPr>
+              <w:spacing w:after="0" w:lineRule="auto"/>
+              <w:rPr>
+                <w:sz w:val="18"/>
+                <w:szCs w:val="18"/>
+              </w:rPr>
+            </w:pPr>
+            <w:r>
+              <w:rPr>
+                <w:sz w:val="18"/>
+                <w:szCs w:val="18"/>
+                <w:rtl w:val="0"/>
+              </w:rPr>
+              <w:t xml:space="preserve">Captura/adjunto de fotografías (buzo equipado, buzo de emergencia, filtros) y envío a revisión.</w:t>
             </w:r>
           </w:p>
         </w:tc>
@@ -5770,52 +6162,70 @@
           <w:p>
             <w:pPr>
               <w:spacing w:after="0" w:lineRule="auto"/>
-              <w:rPr/>
-            </w:pPr>
-            <w:r>
-              <w:rPr>
-                <w:rtl w:val="0"/>
-              </w:rPr>
-            </w:r>
-          </w:p>
-        </w:tc>
-        <w:tc>
-          <w:tcPr>
-            <w:tcMar>
-              <w:top w:w="100.0" w:type="dxa"/>
-              <w:bottom w:w="100.0" w:type="dxa"/>
-            </w:tcMar>
-            <w:vAlign w:val="center"/>
-          </w:tcPr>
-          <w:p>
-            <w:pPr>
-              <w:spacing w:after="0" w:lineRule="auto"/>
-              <w:rPr/>
-            </w:pPr>
-            <w:r>
-              <w:rPr>
-                <w:rtl w:val="0"/>
-              </w:rPr>
-            </w:r>
-          </w:p>
-        </w:tc>
-        <w:tc>
-          <w:tcPr>
-            <w:tcMar>
-              <w:top w:w="100.0" w:type="dxa"/>
-              <w:bottom w:w="100.0" w:type="dxa"/>
-            </w:tcMar>
-            <w:vAlign w:val="center"/>
-          </w:tcPr>
-          <w:p>
-            <w:pPr>
-              <w:spacing w:after="0" w:lineRule="auto"/>
-              <w:rPr/>
-            </w:pPr>
-            <w:r>
-              <w:rPr>
-                <w:rtl w:val="0"/>
-              </w:rPr>
+              <w:rPr>
+                <w:sz w:val="18"/>
+                <w:szCs w:val="18"/>
+              </w:rPr>
+            </w:pPr>
+            <w:r>
+              <w:rPr>
+                <w:sz w:val="18"/>
+                <w:szCs w:val="18"/>
+                <w:rtl w:val="0"/>
+              </w:rPr>
+              <w:t xml:space="preserve">Encuesta de salud</w:t>
+            </w:r>
+          </w:p>
+        </w:tc>
+        <w:tc>
+          <w:tcPr>
+            <w:tcMar>
+              <w:top w:w="100.0" w:type="dxa"/>
+              <w:bottom w:w="100.0" w:type="dxa"/>
+            </w:tcMar>
+            <w:vAlign w:val="center"/>
+          </w:tcPr>
+          <w:p>
+            <w:pPr>
+              <w:spacing w:after="0" w:lineRule="auto"/>
+              <w:rPr>
+                <w:sz w:val="18"/>
+                <w:szCs w:val="18"/>
+              </w:rPr>
+            </w:pPr>
+            <w:r>
+              <w:rPr>
+                <w:sz w:val="18"/>
+                <w:szCs w:val="18"/>
+                <w:rtl w:val="0"/>
+              </w:rPr>
+              <w:t xml:space="preserve">Registrar la condición física del buzo. </w:t>
+            </w:r>
+          </w:p>
+        </w:tc>
+        <w:tc>
+          <w:tcPr>
+            <w:tcMar>
+              <w:top w:w="100.0" w:type="dxa"/>
+              <w:bottom w:w="100.0" w:type="dxa"/>
+            </w:tcMar>
+            <w:vAlign w:val="center"/>
+          </w:tcPr>
+          <w:p>
+            <w:pPr>
+              <w:spacing w:after="0" w:lineRule="auto"/>
+              <w:rPr>
+                <w:sz w:val="18"/>
+                <w:szCs w:val="18"/>
+              </w:rPr>
+            </w:pPr>
+            <w:r>
+              <w:rPr>
+                <w:sz w:val="18"/>
+                <w:szCs w:val="18"/>
+                <w:rtl w:val="0"/>
+              </w:rPr>
+              <w:t xml:space="preserve">Cuestionario preventivo e ingreso de datos (presión, temperatura, oxígeno). </w:t>
             </w:r>
           </w:p>
         </w:tc>
@@ -5836,52 +6246,155 @@
           <w:p>
             <w:pPr>
               <w:spacing w:after="0" w:lineRule="auto"/>
-              <w:rPr/>
-            </w:pPr>
-            <w:r>
-              <w:rPr>
-                <w:rtl w:val="0"/>
-              </w:rPr>
-            </w:r>
-          </w:p>
-        </w:tc>
-        <w:tc>
-          <w:tcPr>
-            <w:tcMar>
-              <w:top w:w="100.0" w:type="dxa"/>
-              <w:bottom w:w="100.0" w:type="dxa"/>
-            </w:tcMar>
-            <w:vAlign w:val="center"/>
-          </w:tcPr>
-          <w:p>
-            <w:pPr>
-              <w:spacing w:after="0" w:lineRule="auto"/>
-              <w:rPr/>
-            </w:pPr>
-            <w:r>
-              <w:rPr>
-                <w:rtl w:val="0"/>
-              </w:rPr>
-            </w:r>
-          </w:p>
-        </w:tc>
-        <w:tc>
-          <w:tcPr>
-            <w:tcMar>
-              <w:top w:w="100.0" w:type="dxa"/>
-              <w:bottom w:w="100.0" w:type="dxa"/>
-            </w:tcMar>
-            <w:vAlign w:val="center"/>
-          </w:tcPr>
-          <w:p>
-            <w:pPr>
-              <w:spacing w:after="0" w:lineRule="auto"/>
-              <w:rPr/>
-            </w:pPr>
-            <w:r>
-              <w:rPr>
-                <w:rtl w:val="0"/>
-              </w:rPr>
+              <w:rPr>
+                <w:sz w:val="18"/>
+                <w:szCs w:val="18"/>
+              </w:rPr>
+            </w:pPr>
+            <w:r>
+              <w:rPr>
+                <w:sz w:val="18"/>
+                <w:szCs w:val="18"/>
+                <w:rtl w:val="0"/>
+              </w:rPr>
+              <w:t xml:space="preserve">Resumen de la faena</w:t>
+            </w:r>
+          </w:p>
+        </w:tc>
+        <w:tc>
+          <w:tcPr>
+            <w:tcMar>
+              <w:top w:w="100.0" w:type="dxa"/>
+              <w:bottom w:w="100.0" w:type="dxa"/>
+            </w:tcMar>
+            <w:vAlign w:val="center"/>
+          </w:tcPr>
+          <w:p>
+            <w:pPr>
+              <w:spacing w:after="0" w:lineRule="auto"/>
+              <w:rPr>
+                <w:sz w:val="18"/>
+                <w:szCs w:val="18"/>
+              </w:rPr>
+            </w:pPr>
+            <w:r>
+              <w:rPr>
+                <w:sz w:val="18"/>
+                <w:szCs w:val="18"/>
+                <w:rtl w:val="0"/>
+              </w:rPr>
+              <w:t xml:space="preserve">Permite visualizar los datos de la faena en curso, para permitir al Jefe de Centro autorizar o no la operación.</w:t>
+            </w:r>
+          </w:p>
+        </w:tc>
+        <w:tc>
+          <w:tcPr>
+            <w:tcMar>
+              <w:top w:w="100.0" w:type="dxa"/>
+              <w:bottom w:w="100.0" w:type="dxa"/>
+            </w:tcMar>
+            <w:vAlign w:val="center"/>
+          </w:tcPr>
+          <w:p>
+            <w:pPr>
+              <w:spacing w:after="0" w:lineRule="auto"/>
+              <w:rPr>
+                <w:sz w:val="18"/>
+                <w:szCs w:val="18"/>
+              </w:rPr>
+            </w:pPr>
+            <w:r>
+              <w:rPr>
+                <w:sz w:val="18"/>
+                <w:szCs w:val="18"/>
+                <w:rtl w:val="0"/>
+              </w:rPr>
+              <w:t xml:space="preserve">Visualización de la información de la faena en curso.</w:t>
+            </w:r>
+          </w:p>
+        </w:tc>
+      </w:tr>
+      <w:tr>
+        <w:trPr>
+          <w:cantSplit w:val="0"/>
+          <w:trHeight w:val="668.96484375" w:hRule="atLeast"/>
+          <w:tblHeader w:val="0"/>
+        </w:trPr>
+        <w:tc>
+          <w:tcPr>
+            <w:tcMar>
+              <w:top w:w="100.0" w:type="dxa"/>
+              <w:bottom w:w="100.0" w:type="dxa"/>
+            </w:tcMar>
+            <w:vAlign w:val="center"/>
+          </w:tcPr>
+          <w:p>
+            <w:pPr>
+              <w:spacing w:after="0" w:lineRule="auto"/>
+              <w:rPr>
+                <w:sz w:val="18"/>
+                <w:szCs w:val="18"/>
+              </w:rPr>
+            </w:pPr>
+            <w:r>
+              <w:rPr>
+                <w:sz w:val="18"/>
+                <w:szCs w:val="18"/>
+                <w:rtl w:val="0"/>
+              </w:rPr>
+              <w:t xml:space="preserve">Historial de faenas de buceo</w:t>
+            </w:r>
+          </w:p>
+        </w:tc>
+        <w:tc>
+          <w:tcPr>
+            <w:tcMar>
+              <w:top w:w="100.0" w:type="dxa"/>
+              <w:bottom w:w="100.0" w:type="dxa"/>
+            </w:tcMar>
+            <w:vAlign w:val="center"/>
+          </w:tcPr>
+          <w:p>
+            <w:pPr>
+              <w:spacing w:after="0" w:lineRule="auto"/>
+              <w:rPr>
+                <w:sz w:val="18"/>
+                <w:szCs w:val="18"/>
+              </w:rPr>
+            </w:pPr>
+            <w:r>
+              <w:rPr>
+                <w:sz w:val="18"/>
+                <w:szCs w:val="18"/>
+                <w:rtl w:val="0"/>
+              </w:rPr>
+              <w:t xml:space="preserve">Consultar faenas de buceo registradas previamente.</w:t>
+            </w:r>
+          </w:p>
+        </w:tc>
+        <w:tc>
+          <w:tcPr>
+            <w:tcMar>
+              <w:top w:w="100.0" w:type="dxa"/>
+              <w:bottom w:w="100.0" w:type="dxa"/>
+            </w:tcMar>
+            <w:vAlign w:val="center"/>
+          </w:tcPr>
+          <w:p>
+            <w:pPr>
+              <w:spacing w:after="0" w:lineRule="auto"/>
+              <w:rPr>
+                <w:sz w:val="18"/>
+                <w:szCs w:val="18"/>
+              </w:rPr>
+            </w:pPr>
+            <w:r>
+              <w:rPr>
+                <w:sz w:val="18"/>
+                <w:szCs w:val="18"/>
+                <w:rtl w:val="0"/>
+              </w:rPr>
+              <w:t xml:space="preserve">Filtrado y visualización de las faenas llevadas a cabo previamente.</w:t>
             </w:r>
           </w:p>
         </w:tc>
@@ -5891,9 +6404,6 @@
       <w:pPr>
         <w:rPr/>
       </w:pPr>
-      <w:r>
-        <w:br w:type="page"/>
-      </w:r>
       <w:r>
         <w:rPr>
           <w:rtl w:val="0"/>
@@ -5976,6 +6486,26 @@
             </w:pPr>
             <w:r>
               <w:rPr>
+                <w:b w:val="1"/>
+                <w:bCs w:val="1"/>
+                <w:color w:val="222222"/>
+                <w:sz w:val="19"/>
+                <w:szCs w:val="19"/>
+                <w:rtl w:val="0"/>
+              </w:rPr>
+              <w:t xml:space="preserve">Supervisor: </w:t>
+            </w:r>
+            <w:r>
+              <w:rPr>
+                <w:color w:val="222222"/>
+                <w:sz w:val="19"/>
+                <w:szCs w:val="19"/>
+                <w:rtl w:val="0"/>
+              </w:rPr>
+              <w:t xml:space="preserve">Login/Selección Rol -&gt; Dashboard  -&gt; Apertura de faena -&gt; Formulario Checklist Equipo  + fotos -&gt; Checklist Tareas -&gt; Formulario de Salud -&gt; Resumen faena en curso y autorización -&gt; Finalización de faena.</w:t>
+            </w:r>
+            <w:r>
+              <w:rPr>
                 <w:rFonts w:ascii="Aptos" w:cs="Aptos" w:eastAsia="Aptos" w:hAnsi="Aptos"/>
                 <w:b w:val="0"/>
                 <w:bCs w:val="0"/>
@@ -5984,16 +6514,6 @@
                 <w:szCs w:val="19"/>
                 <w:rtl w:val="0"/>
               </w:rPr>
-              <w:br w:type="textWrapping"/>
-              <w:br w:type="textWrapping"/>
-              <w:br w:type="textWrapping"/>
-              <w:br w:type="textWrapping"/>
-              <w:br w:type="textWrapping"/>
-              <w:br w:type="textWrapping"/>
-              <w:br w:type="textWrapping"/>
-              <w:br w:type="textWrapping"/>
-              <w:br w:type="textWrapping"/>
-              <w:br w:type="textWrapping"/>
               <w:br w:type="textWrapping"/>
             </w:r>
             <w:r>
@@ -6021,6 +6541,48 @@
         </w:rPr>
         <w:t xml:space="preserve">Referencia simple:  Login  →  Inicio  →  Listado  →  Detalle</w:t>
       </w:r>
+      <w:r>
+        <w:rPr>
+          <w:rtl w:val="0"/>
+        </w:rPr>
+      </w:r>
+    </w:p>
+    <w:p>
+      <w:pPr>
+        <w:pStyle w:val="Heading1"/>
+        <w:keepNext w:val="1"/>
+        <w:rPr/>
+      </w:pPr>
+      <w:hyperlink r:id="rId7">
+        <w:r>
+          <w:rPr>
+            <w:color w:val="1155cc"/>
+            <w:u w:val="single"/>
+            <w:rtl w:val="0"/>
+          </w:rPr>
+          <w:t xml:space="preserve">https://stitch.withgoogle.com/projects/8417095739799037557</w:t>
+        </w:r>
+      </w:hyperlink>
+      <w:r>
+        <w:rPr>
+          <w:rtl w:val="0"/>
+        </w:rPr>
+      </w:r>
+    </w:p>
+    <w:p>
+      <w:pPr>
+        <w:rPr/>
+      </w:pPr>
+      <w:hyperlink r:id="rId8">
+        <w:r>
+          <w:rPr>
+            <w:color w:val="1155cc"/>
+            <w:u w:val="single"/>
+            <w:rtl w:val="0"/>
+          </w:rPr>
+          <w:t xml:space="preserve">https://www.figma.com/design/6LQTaCvHdNadqDCW6ZsK2A/AquaChile?node-id=77-86&amp;t=nZXQV0weDVPtiGYO-1</w:t>
+        </w:r>
+      </w:hyperlink>
       <w:r>
         <w:rPr>
           <w:rtl w:val="0"/>
@@ -6102,7 +6664,10 @@
           <w:p>
             <w:pPr>
               <w:spacing w:after="0" w:lineRule="auto"/>
-              <w:rPr/>
+              <w:rPr>
+                <w:sz w:val="18"/>
+                <w:szCs w:val="18"/>
+              </w:rPr>
             </w:pPr>
             <w:r>
               <w:rPr>
@@ -6110,8 +6675,8 @@
                 <w:b w:val="1"/>
                 <w:bCs w:val="1"/>
                 <w:color w:val="222222"/>
-                <w:sz w:val="19"/>
-                <w:szCs w:val="19"/>
+                <w:sz w:val="18"/>
+                <w:szCs w:val="18"/>
                 <w:rtl w:val="0"/>
               </w:rPr>
               <w:t xml:space="preserve">Problema que resolveremos</w:t>
@@ -6134,12 +6699,18 @@
           <w:p>
             <w:pPr>
               <w:spacing w:after="0" w:lineRule="auto"/>
-              <w:rPr/>
-            </w:pPr>
-            <w:r>
-              <w:rPr>
-                <w:rtl w:val="0"/>
-              </w:rPr>
+              <w:rPr>
+                <w:sz w:val="18"/>
+                <w:szCs w:val="18"/>
+              </w:rPr>
+            </w:pPr>
+            <w:r>
+              <w:rPr>
+                <w:sz w:val="18"/>
+                <w:szCs w:val="18"/>
+                <w:rtl w:val="0"/>
+              </w:rPr>
+              <w:t xml:space="preserve">Digitalizamos los registros manuales en papel expuestos a las condiciones climáticas, lentitud en el proceso y riesgo de omisión de controles críticos de seguridad. </w:t>
             </w:r>
           </w:p>
         </w:tc>
@@ -6161,7 +6732,10 @@
           <w:p>
             <w:pPr>
               <w:spacing w:after="0" w:lineRule="auto"/>
-              <w:rPr/>
+              <w:rPr>
+                <w:sz w:val="18"/>
+                <w:szCs w:val="18"/>
+              </w:rPr>
             </w:pPr>
             <w:r>
               <w:rPr>
@@ -6169,8 +6743,8 @@
                 <w:b w:val="1"/>
                 <w:bCs w:val="1"/>
                 <w:color w:val="222222"/>
-                <w:sz w:val="19"/>
-                <w:szCs w:val="19"/>
+                <w:sz w:val="18"/>
+                <w:szCs w:val="18"/>
                 <w:rtl w:val="0"/>
               </w:rPr>
               <w:t xml:space="preserve">Usuario principal</w:t>
@@ -6193,12 +6767,18 @@
           <w:p>
             <w:pPr>
               <w:spacing w:after="0" w:lineRule="auto"/>
-              <w:rPr/>
-            </w:pPr>
-            <w:r>
-              <w:rPr>
-                <w:rtl w:val="0"/>
-              </w:rPr>
+              <w:rPr>
+                <w:sz w:val="18"/>
+                <w:szCs w:val="18"/>
+              </w:rPr>
+            </w:pPr>
+            <w:r>
+              <w:rPr>
+                <w:sz w:val="18"/>
+                <w:szCs w:val="18"/>
+                <w:rtl w:val="0"/>
+              </w:rPr>
+              <w:t xml:space="preserve">Supervisor de buceo y administrador</w:t>
             </w:r>
           </w:p>
         </w:tc>
@@ -6220,7 +6800,10 @@
           <w:p>
             <w:pPr>
               <w:spacing w:after="0" w:lineRule="auto"/>
-              <w:rPr/>
+              <w:rPr>
+                <w:sz w:val="18"/>
+                <w:szCs w:val="18"/>
+              </w:rPr>
             </w:pPr>
             <w:r>
               <w:rPr>
@@ -6228,8 +6811,8 @@
                 <w:b w:val="1"/>
                 <w:bCs w:val="1"/>
                 <w:color w:val="222222"/>
-                <w:sz w:val="19"/>
-                <w:szCs w:val="19"/>
+                <w:sz w:val="18"/>
+                <w:szCs w:val="18"/>
                 <w:rtl w:val="0"/>
               </w:rPr>
               <w:t xml:space="preserve">Solución propuesta</w:t>
@@ -6252,12 +6835,18 @@
           <w:p>
             <w:pPr>
               <w:spacing w:after="0" w:lineRule="auto"/>
-              <w:rPr/>
-            </w:pPr>
-            <w:r>
-              <w:rPr>
-                <w:rtl w:val="0"/>
-              </w:rPr>
+              <w:rPr>
+                <w:sz w:val="18"/>
+                <w:szCs w:val="18"/>
+              </w:rPr>
+            </w:pPr>
+            <w:r>
+              <w:rPr>
+                <w:sz w:val="18"/>
+                <w:szCs w:val="18"/>
+                <w:rtl w:val="0"/>
+              </w:rPr>
+              <w:t xml:space="preserve">Aplicación móvil Android para realizar el pre-chequeo digital en terreno.</w:t>
             </w:r>
           </w:p>
         </w:tc>
@@ -6279,7 +6868,10 @@
           <w:p>
             <w:pPr>
               <w:spacing w:after="0" w:lineRule="auto"/>
-              <w:rPr/>
+              <w:rPr>
+                <w:sz w:val="18"/>
+                <w:szCs w:val="18"/>
+              </w:rPr>
             </w:pPr>
             <w:r>
               <w:rPr>
@@ -6287,8 +6879,8 @@
                 <w:b w:val="1"/>
                 <w:bCs w:val="1"/>
                 <w:color w:val="222222"/>
-                <w:sz w:val="19"/>
-                <w:szCs w:val="19"/>
+                <w:sz w:val="18"/>
+                <w:szCs w:val="18"/>
                 <w:rtl w:val="0"/>
               </w:rPr>
               <w:t xml:space="preserve">MVP definido</w:t>
@@ -6311,12 +6903,18 @@
           <w:p>
             <w:pPr>
               <w:spacing w:after="0" w:lineRule="auto"/>
-              <w:rPr/>
-            </w:pPr>
-            <w:r>
-              <w:rPr>
-                <w:rtl w:val="0"/>
-              </w:rPr>
+              <w:rPr>
+                <w:sz w:val="18"/>
+                <w:szCs w:val="18"/>
+              </w:rPr>
+            </w:pPr>
+            <w:r>
+              <w:rPr>
+                <w:sz w:val="18"/>
+                <w:szCs w:val="18"/>
+                <w:rtl w:val="0"/>
+              </w:rPr>
+              <w:t xml:space="preserve">Ingreso y selección de rol, inicio de faena, formulario de chequeo del equipamiento con fotos y checklist de tareas, encuesta de salud, y guardado en memoria local.</w:t>
             </w:r>
           </w:p>
         </w:tc>
@@ -6338,7 +6936,10 @@
           <w:p>
             <w:pPr>
               <w:spacing w:after="0" w:lineRule="auto"/>
-              <w:rPr/>
+              <w:rPr>
+                <w:sz w:val="18"/>
+                <w:szCs w:val="18"/>
+              </w:rPr>
             </w:pPr>
             <w:r>
               <w:rPr>
@@ -6346,8 +6947,8 @@
                 <w:b w:val="1"/>
                 <w:bCs w:val="1"/>
                 <w:color w:val="222222"/>
-                <w:sz w:val="19"/>
-                <w:szCs w:val="19"/>
+                <w:sz w:val="18"/>
+                <w:szCs w:val="18"/>
                 <w:rtl w:val="0"/>
               </w:rPr>
               <w:t xml:space="preserve">Resultado esperado</w:t>
@@ -6370,12 +6971,18 @@
           <w:p>
             <w:pPr>
               <w:spacing w:after="0" w:lineRule="auto"/>
-              <w:rPr/>
-            </w:pPr>
-            <w:r>
-              <w:rPr>
-                <w:rtl w:val="0"/>
-              </w:rPr>
+              <w:rPr>
+                <w:sz w:val="18"/>
+                <w:szCs w:val="18"/>
+              </w:rPr>
+            </w:pPr>
+            <w:r>
+              <w:rPr>
+                <w:sz w:val="18"/>
+                <w:szCs w:val="18"/>
+                <w:rtl w:val="0"/>
+              </w:rPr>
+              <w:t xml:space="preserve">Eliminación del papel en la embarcación, estandarización de las revisiones y detección preventiva de disconformidades.</w:t>
             </w:r>
           </w:p>
         </w:tc>
@@ -6385,9 +6992,6 @@
       <w:pPr>
         <w:rPr/>
       </w:pPr>
-      <w:r>
-        <w:br w:type="page"/>
-      </w:r>
       <w:r>
         <w:rPr>
           <w:rtl w:val="0"/>
@@ -6418,7 +7022,21 @@
           <w:szCs w:val="21"/>
           <w:rtl w:val="0"/>
         </w:rPr>
-        <w:t xml:space="preserve">Antes de finalizar la clase, revisen que el documento represente la decisión actual del equipo. Este archivo será la evidencia de la primera etapa del proyecto y podrá actualizarse posteriormente si el cliente entrega nueva información.</w:t>
+        <w:t xml:space="preserve">Antes de finalizar la clase, revisen que el documento </w:t>
+      </w:r>
+      <w:r>
+        <w:rPr>
+          <w:rtl w:val="0"/>
+        </w:rPr>
+        <w:t xml:space="preserve">representa</w:t>
+      </w:r>
+      <w:r>
+        <w:rPr>
+          <w:sz w:val="21"/>
+          <w:szCs w:val="21"/>
+          <w:rtl w:val="0"/>
+        </w:rPr>
+        <w:t xml:space="preserve"> la decisión actual del equipo. Este archivo será la evidencia de la primera etapa del proyecto y podrá actualizarse posteriormente si el cliente entrega nueva información.</w:t>
       </w:r>
       <w:r>
         <w:rPr>
@@ -6866,6 +7484,7 @@
               <w:rPr>
                 <w:rtl w:val="0"/>
               </w:rPr>
+              <w:t xml:space="preserve">Francisco Molina</w:t>
             </w:r>
           </w:p>
         </w:tc>
@@ -6987,17 +7606,12 @@
             </w:pPr>
             <w:r>
               <w:rPr>
-                <w:rFonts w:ascii="Aptos" w:cs="Aptos" w:eastAsia="Aptos" w:hAnsi="Aptos"/>
-                <w:b w:val="0"/>
-                <w:bCs w:val="0"/>
                 <w:color w:val="222222"/>
                 <w:sz w:val="19"/>
                 <w:szCs w:val="19"/>
                 <w:rtl w:val="0"/>
               </w:rPr>
-              <w:br w:type="textWrapping"/>
-              <w:br w:type="textWrapping"/>
-              <w:br w:type="textWrapping"/>
+              <w:t xml:space="preserve">Construiremos una aplicación móvil que permita a los actores involucrados digitalizar el flujo de las faenas de buceo, pudiendo iniciar y verificar de forma rápida los requerimientos técnicos para autorizar la faena de forma segura. La app permitirá reemplazar los formularios en papel para revisar el equipamiento, hacer un checklist de tareas,  datos de salud diarios y tomar fotografías de evidencia. Permitiendo tomar decisiones informadas y pudiendo centralizar la información desde un solo lugar: la aplicación.</w:t>
             </w:r>
             <w:r>
               <w:rPr>
@@ -7012,19 +7626,56 @@
       <w:pPr>
         <w:spacing w:before="240" w:lineRule="auto"/>
         <w:jc w:val="center"/>
-        <w:rPr/>
-      </w:pPr>
-      <w:r>
         <w:rPr>
           <w:b w:val="1"/>
           <w:bCs w:val="1"/>
           <w:color w:val="1f4e79"/>
           <w:sz w:val="24"/>
           <w:szCs w:val="24"/>
+        </w:rPr>
+      </w:pPr>
+      <w:r>
+        <w:rPr>
+          <w:b w:val="1"/>
+          <w:bCs w:val="1"/>
+          <w:color w:val="1f4e79"/>
+          <w:sz w:val="24"/>
+          <w:szCs w:val="24"/>
           <w:rtl w:val="0"/>
         </w:rPr>
         <w:t xml:space="preserve">CLASE 1 COMPLETADA</w:t>
       </w:r>
+    </w:p>
+    <w:p>
+      <w:pPr>
+        <w:spacing w:before="240" w:lineRule="auto"/>
+        <w:jc w:val="center"/>
+        <w:rPr>
+          <w:b w:val="1"/>
+          <w:bCs w:val="1"/>
+          <w:color w:val="1f4e79"/>
+          <w:sz w:val="24"/>
+          <w:szCs w:val="24"/>
+        </w:rPr>
+      </w:pPr>
+      <w:r>
+        <w:rPr>
+          <w:rtl w:val="0"/>
+        </w:rPr>
+      </w:r>
+    </w:p>
+    <w:p>
+      <w:pPr>
+        <w:spacing w:before="240" w:lineRule="auto"/>
+        <w:jc w:val="center"/>
+        <w:rPr>
+          <w:b w:val="1"/>
+          <w:bCs w:val="1"/>
+          <w:color w:val="1f4e79"/>
+          <w:sz w:val="24"/>
+          <w:szCs w:val="24"/>
+        </w:rPr>
+      </w:pPr>
       <w:r>
         <w:rPr>
           <w:rtl w:val="0"/>
@@ -7032,8 +7683,8 @@
       </w:r>
     </w:p>
     <w:sectPr>
-      <w:headerReference r:id="rId7" w:type="default"/>
-      <w:footerReference r:id="rId8" w:type="default"/>
+      <w:headerReference r:id="rId9" w:type="default"/>
+      <w:footerReference r:id="rId10" w:type="default"/>
       <w:pgSz w:h="15840" w:w="12240" w:orient="portrait"/>
       <w:pgMar w:bottom="879" w:top="907" w:left="1020" w:right="1020" w:header="720" w:footer="720"/>
       <w:pgNumType w:start="1"/>
